--- a/docs/Projektni zadatak - tikimiki.docx
+++ b/docs/Projektni zadatak - tikimiki.docx
@@ -5,6 +5,7 @@
   <w:body>
     <w:p>
       <w:pPr>
+        <w:jc w:val="both"/>
         <w:rPr>
           <w:rFonts w:ascii="Space Grotesk" w:hAnsi="Space Grotesk"/>
           <w:lang w:val="en-US"/>
@@ -13,6 +14,7 @@
     </w:p>
     <w:p>
       <w:pPr>
+        <w:jc w:val="both"/>
         <w:rPr>
           <w:rFonts w:ascii="Space Grotesk" w:hAnsi="Space Grotesk"/>
           <w:lang w:val="en-US"/>
@@ -98,6 +100,7 @@
     </w:p>
     <w:p>
       <w:pPr>
+        <w:jc w:val="center"/>
         <w:rPr>
           <w:rFonts w:ascii="Space Grotesk" w:hAnsi="Space Grotesk"/>
           <w:sz w:val="28"/>
@@ -108,6 +111,7 @@
     </w:p>
     <w:p>
       <w:pPr>
+        <w:jc w:val="center"/>
         <w:rPr>
           <w:rFonts w:ascii="Space Grotesk" w:hAnsi="Space Grotesk"/>
           <w:sz w:val="28"/>
@@ -118,6 +122,7 @@
     </w:p>
     <w:p>
       <w:pPr>
+        <w:jc w:val="center"/>
         <w:rPr>
           <w:rFonts w:ascii="Space Grotesk" w:hAnsi="Space Grotesk"/>
           <w:sz w:val="28"/>
@@ -128,6 +133,7 @@
     </w:p>
     <w:p>
       <w:pPr>
+        <w:jc w:val="center"/>
         <w:rPr>
           <w:rFonts w:ascii="Space Grotesk" w:hAnsi="Space Grotesk"/>
           <w:sz w:val="28"/>
@@ -138,6 +144,7 @@
     </w:p>
     <w:p>
       <w:pPr>
+        <w:jc w:val="center"/>
         <w:rPr>
           <w:rFonts w:ascii="Space Grotesk" w:hAnsi="Space Grotesk"/>
           <w:sz w:val="28"/>
@@ -241,12 +248,9 @@
           <w:szCs w:val="28"/>
           <w:lang w:val="sr-Latn-RS"/>
         </w:rPr>
-        <w:t>1.0</w:t>
-      </w:r>
-    </w:p>
-    <w:p>
-      <w:pPr>
-        <w:jc w:val="center"/>
+        <w:t>1.</w:t>
+      </w:r>
+      <w:r>
         <w:rPr>
           <w:rFonts w:ascii="Space Grotesk" w:hAnsi="Space Grotesk"/>
           <w:color w:val="808080" w:themeColor="background1" w:themeShade="80"/>
@@ -254,11 +258,12 @@
           <w:szCs w:val="28"/>
           <w:lang w:val="sr-Latn-RS"/>
         </w:rPr>
-      </w:pPr>
-    </w:p>
-    <w:p>
-      <w:pPr>
-        <w:jc w:val="center"/>
+        <w:t>1</w:t>
+      </w:r>
+    </w:p>
+    <w:p>
+      <w:pPr>
+        <w:jc w:val="both"/>
         <w:rPr>
           <w:rFonts w:ascii="Space Grotesk" w:hAnsi="Space Grotesk"/>
           <w:color w:val="808080" w:themeColor="background1" w:themeShade="80"/>
@@ -270,7 +275,7 @@
     </w:p>
     <w:p>
       <w:pPr>
-        <w:jc w:val="center"/>
+        <w:jc w:val="both"/>
         <w:rPr>
           <w:rFonts w:ascii="Space Grotesk" w:hAnsi="Space Grotesk"/>
           <w:color w:val="808080" w:themeColor="background1" w:themeShade="80"/>
@@ -282,7 +287,7 @@
     </w:p>
     <w:p>
       <w:pPr>
-        <w:jc w:val="center"/>
+        <w:jc w:val="both"/>
         <w:rPr>
           <w:rFonts w:ascii="Space Grotesk" w:hAnsi="Space Grotesk"/>
           <w:color w:val="808080" w:themeColor="background1" w:themeShade="80"/>
@@ -294,7 +299,7 @@
     </w:p>
     <w:p>
       <w:pPr>
-        <w:jc w:val="center"/>
+        <w:jc w:val="both"/>
         <w:rPr>
           <w:rFonts w:ascii="Space Grotesk" w:hAnsi="Space Grotesk"/>
           <w:color w:val="808080" w:themeColor="background1" w:themeShade="80"/>
@@ -306,7 +311,7 @@
     </w:p>
     <w:p>
       <w:pPr>
-        <w:jc w:val="center"/>
+        <w:jc w:val="both"/>
         <w:rPr>
           <w:rFonts w:ascii="Space Grotesk" w:hAnsi="Space Grotesk"/>
           <w:color w:val="808080" w:themeColor="background1" w:themeShade="80"/>
@@ -318,7 +323,7 @@
     </w:p>
     <w:p>
       <w:pPr>
-        <w:jc w:val="center"/>
+        <w:jc w:val="both"/>
         <w:rPr>
           <w:rFonts w:ascii="Space Grotesk" w:hAnsi="Space Grotesk"/>
           <w:color w:val="808080" w:themeColor="background1" w:themeShade="80"/>
@@ -330,7 +335,7 @@
     </w:p>
     <w:p>
       <w:pPr>
-        <w:jc w:val="center"/>
+        <w:jc w:val="both"/>
         <w:rPr>
           <w:rFonts w:ascii="Space Grotesk" w:hAnsi="Space Grotesk"/>
           <w:color w:val="808080" w:themeColor="background1" w:themeShade="80"/>
@@ -342,7 +347,7 @@
     </w:p>
     <w:p>
       <w:pPr>
-        <w:jc w:val="center"/>
+        <w:jc w:val="both"/>
         <w:rPr>
           <w:rFonts w:ascii="Space Grotesk" w:hAnsi="Space Grotesk"/>
           <w:color w:val="808080" w:themeColor="background1" w:themeShade="80"/>
@@ -354,7 +359,7 @@
     </w:p>
     <w:p>
       <w:pPr>
-        <w:jc w:val="center"/>
+        <w:jc w:val="both"/>
         <w:rPr>
           <w:rFonts w:ascii="Space Grotesk" w:hAnsi="Space Grotesk"/>
           <w:color w:val="808080" w:themeColor="background1" w:themeShade="80"/>
@@ -366,7 +371,7 @@
     </w:p>
     <w:p>
       <w:pPr>
-        <w:jc w:val="center"/>
+        <w:jc w:val="both"/>
         <w:rPr>
           <w:rFonts w:ascii="Space Grotesk" w:hAnsi="Space Grotesk"/>
           <w:color w:val="808080" w:themeColor="background1" w:themeShade="80"/>
@@ -378,6 +383,18 @@
     </w:p>
     <w:p>
       <w:pPr>
+        <w:jc w:val="both"/>
+        <w:rPr>
+          <w:rFonts w:ascii="Space Grotesk" w:hAnsi="Space Grotesk"/>
+          <w:color w:val="808080" w:themeColor="background1" w:themeShade="80"/>
+          <w:sz w:val="28"/>
+          <w:szCs w:val="28"/>
+          <w:lang w:val="sr-Latn-RS"/>
+        </w:rPr>
+      </w:pPr>
+    </w:p>
+    <w:p>
+      <w:pPr>
         <w:jc w:val="right"/>
         <w:rPr>
           <w:rFonts w:ascii="Space Grotesk" w:hAnsi="Space Grotesk"/>
@@ -407,6 +424,7 @@
     </w:p>
     <w:p>
       <w:pPr>
+        <w:jc w:val="both"/>
         <w:rPr>
           <w:rFonts w:ascii="Space Grotesk" w:hAnsi="Space Grotesk"/>
           <w:lang w:val="sr-Latn-RS"/>
@@ -420,9 +438,10 @@
           <w:ilvl w:val="0"/>
           <w:numId w:val="0"/>
         </w:numPr>
+        <w:jc w:val="both"/>
       </w:pPr>
       <w:bookmarkStart w:id="0" w:name="_Toc226365912"/>
-      <w:bookmarkStart w:id="1" w:name="_Toc226372389"/>
+      <w:bookmarkStart w:id="1" w:name="_Toc226375089"/>
       <w:r>
         <w:t>Verzije dokumenta</w:t>
       </w:r>
@@ -451,7 +470,7 @@
           </w:tcPr>
           <w:p>
             <w:pPr>
-              <w:jc w:val="center"/>
+              <w:jc w:val="both"/>
               <w:rPr>
                 <w:rFonts w:ascii="Space Grotesk" w:hAnsi="Space Grotesk"/>
                 <w:b/>
@@ -462,7 +481,7 @@
           </w:p>
           <w:p>
             <w:pPr>
-              <w:jc w:val="center"/>
+              <w:jc w:val="both"/>
               <w:rPr>
                 <w:rFonts w:ascii="Space Grotesk" w:hAnsi="Space Grotesk"/>
                 <w:b/>
@@ -487,7 +506,7 @@
           </w:tcPr>
           <w:p>
             <w:pPr>
-              <w:jc w:val="center"/>
+              <w:jc w:val="both"/>
               <w:rPr>
                 <w:rFonts w:ascii="Space Grotesk" w:hAnsi="Space Grotesk"/>
                 <w:b/>
@@ -498,7 +517,7 @@
           </w:p>
           <w:p>
             <w:pPr>
-              <w:jc w:val="center"/>
+              <w:jc w:val="both"/>
               <w:rPr>
                 <w:rFonts w:ascii="Space Grotesk" w:hAnsi="Space Grotesk"/>
                 <w:b/>
@@ -523,7 +542,7 @@
           </w:tcPr>
           <w:p>
             <w:pPr>
-              <w:jc w:val="center"/>
+              <w:jc w:val="both"/>
               <w:rPr>
                 <w:rFonts w:ascii="Space Grotesk" w:hAnsi="Space Grotesk"/>
                 <w:b/>
@@ -534,7 +553,7 @@
           </w:p>
           <w:p>
             <w:pPr>
-              <w:jc w:val="center"/>
+              <w:jc w:val="both"/>
               <w:rPr>
                 <w:rFonts w:ascii="Space Grotesk" w:hAnsi="Space Grotesk"/>
                 <w:b/>
@@ -559,7 +578,7 @@
           </w:tcPr>
           <w:p>
             <w:pPr>
-              <w:jc w:val="center"/>
+              <w:jc w:val="both"/>
               <w:rPr>
                 <w:rFonts w:ascii="Space Grotesk" w:hAnsi="Space Grotesk"/>
                 <w:b/>
@@ -570,7 +589,7 @@
           </w:p>
           <w:p>
             <w:pPr>
-              <w:jc w:val="center"/>
+              <w:jc w:val="both"/>
               <w:rPr>
                 <w:rFonts w:ascii="Space Grotesk" w:hAnsi="Space Grotesk"/>
                 <w:b/>
@@ -600,6 +619,7 @@
           </w:tcPr>
           <w:p>
             <w:pPr>
+              <w:jc w:val="both"/>
               <w:rPr>
                 <w:rFonts w:ascii="Space Grotesk" w:hAnsi="Space Grotesk"/>
                 <w:lang w:val="sr-Latn-RS"/>
@@ -608,6 +628,7 @@
           </w:p>
           <w:p>
             <w:pPr>
+              <w:jc w:val="both"/>
               <w:rPr>
                 <w:rFonts w:ascii="Space Grotesk" w:hAnsi="Space Grotesk"/>
                 <w:lang w:val="sr-Latn-RS"/>
@@ -635,6 +656,7 @@
           </w:tcPr>
           <w:p>
             <w:pPr>
+              <w:jc w:val="both"/>
               <w:rPr>
                 <w:rFonts w:ascii="Space Grotesk" w:hAnsi="Space Grotesk"/>
                 <w:lang w:val="sr-Latn-RS"/>
@@ -643,6 +665,7 @@
           </w:p>
           <w:p>
             <w:pPr>
+              <w:jc w:val="both"/>
               <w:rPr>
                 <w:rFonts w:ascii="Space Grotesk" w:hAnsi="Space Grotesk"/>
                 <w:lang w:val="sr-Latn-RS"/>
@@ -653,7 +676,35 @@
                 <w:rFonts w:ascii="Space Grotesk" w:hAnsi="Space Grotesk"/>
                 <w:lang w:val="sr-Latn-RS"/>
               </w:rPr>
-              <w:t>04.05.2026.</w:t>
+              <w:t>0</w:t>
+            </w:r>
+            <w:r>
+              <w:rPr>
+                <w:rFonts w:ascii="Space Grotesk" w:hAnsi="Space Grotesk"/>
+                <w:lang w:val="sr-Latn-RS"/>
+              </w:rPr>
+              <w:t>5</w:t>
+            </w:r>
+            <w:r>
+              <w:rPr>
+                <w:rFonts w:ascii="Space Grotesk" w:hAnsi="Space Grotesk"/>
+                <w:lang w:val="sr-Latn-RS"/>
+              </w:rPr>
+              <w:t>.0</w:t>
+            </w:r>
+            <w:r>
+              <w:rPr>
+                <w:rFonts w:ascii="Space Grotesk" w:hAnsi="Space Grotesk"/>
+                <w:lang w:val="sr-Latn-RS"/>
+              </w:rPr>
+              <w:t>4</w:t>
+            </w:r>
+            <w:r>
+              <w:rPr>
+                <w:rFonts w:ascii="Space Grotesk" w:hAnsi="Space Grotesk"/>
+                <w:lang w:val="sr-Latn-RS"/>
+              </w:rPr>
+              <w:t>.2026.</w:t>
             </w:r>
           </w:p>
         </w:tc>
@@ -663,6 +714,7 @@
           </w:tcPr>
           <w:p>
             <w:pPr>
+              <w:jc w:val="both"/>
               <w:rPr>
                 <w:rFonts w:ascii="Space Grotesk" w:hAnsi="Space Grotesk"/>
                 <w:lang w:val="sr-Latn-RS"/>
@@ -671,6 +723,7 @@
           </w:p>
           <w:p>
             <w:pPr>
+              <w:jc w:val="both"/>
               <w:rPr>
                 <w:rFonts w:ascii="Space Grotesk" w:hAnsi="Space Grotesk"/>
                 <w:lang w:val="sr-Latn-RS"/>
@@ -698,6 +751,7 @@
           </w:tcPr>
           <w:p>
             <w:pPr>
+              <w:jc w:val="both"/>
               <w:rPr>
                 <w:rFonts w:ascii="Space Grotesk" w:hAnsi="Space Grotesk"/>
                 <w:lang w:val="sr-Latn-RS"/>
@@ -706,6 +760,7 @@
           </w:p>
           <w:p>
             <w:pPr>
+              <w:jc w:val="both"/>
               <w:rPr>
                 <w:rFonts w:ascii="Space Grotesk" w:hAnsi="Space Grotesk"/>
                 <w:lang w:val="sr-Latn-RS"/>
@@ -728,6 +783,7 @@
           </w:p>
           <w:p>
             <w:pPr>
+              <w:jc w:val="both"/>
               <w:rPr>
                 <w:rFonts w:ascii="Space Grotesk" w:hAnsi="Space Grotesk"/>
                 <w:lang w:val="sr-Latn-RS"/>
@@ -753,11 +809,28 @@
           </w:tcPr>
           <w:p>
             <w:pPr>
+              <w:jc w:val="both"/>
               <w:rPr>
                 <w:rFonts w:ascii="Space Grotesk" w:hAnsi="Space Grotesk"/>
                 <w:lang w:val="sr-Latn-RS"/>
               </w:rPr>
             </w:pPr>
+          </w:p>
+          <w:p>
+            <w:pPr>
+              <w:jc w:val="both"/>
+              <w:rPr>
+                <w:rFonts w:ascii="Space Grotesk" w:hAnsi="Space Grotesk"/>
+                <w:lang w:val="sr-Latn-RS"/>
+              </w:rPr>
+            </w:pPr>
+            <w:r>
+              <w:rPr>
+                <w:rFonts w:ascii="Space Grotesk" w:hAnsi="Space Grotesk"/>
+                <w:lang w:val="sr-Latn-RS"/>
+              </w:rPr>
+              <w:t>1.1</w:t>
+            </w:r>
           </w:p>
         </w:tc>
         <w:tc>
@@ -766,11 +839,28 @@
           </w:tcPr>
           <w:p>
             <w:pPr>
+              <w:jc w:val="both"/>
               <w:rPr>
                 <w:rFonts w:ascii="Space Grotesk" w:hAnsi="Space Grotesk"/>
                 <w:lang w:val="sr-Latn-RS"/>
               </w:rPr>
             </w:pPr>
+          </w:p>
+          <w:p>
+            <w:pPr>
+              <w:jc w:val="both"/>
+              <w:rPr>
+                <w:rFonts w:ascii="Space Grotesk" w:hAnsi="Space Grotesk"/>
+                <w:lang w:val="sr-Latn-RS"/>
+              </w:rPr>
+            </w:pPr>
+            <w:r>
+              <w:rPr>
+                <w:rFonts w:ascii="Space Grotesk" w:hAnsi="Space Grotesk"/>
+                <w:lang w:val="sr-Latn-RS"/>
+              </w:rPr>
+              <w:t>06.04.2026.</w:t>
+            </w:r>
           </w:p>
         </w:tc>
         <w:tc>
@@ -779,11 +869,27 @@
           </w:tcPr>
           <w:p>
             <w:pPr>
+              <w:jc w:val="both"/>
               <w:rPr>
                 <w:rFonts w:ascii="Space Grotesk" w:hAnsi="Space Grotesk"/>
                 <w:lang w:val="sr-Latn-RS"/>
               </w:rPr>
             </w:pPr>
+          </w:p>
+          <w:p>
+            <w:pPr>
+              <w:jc w:val="both"/>
+              <w:rPr>
+                <w:rFonts w:ascii="Space Grotesk" w:hAnsi="Space Grotesk"/>
+                <w:lang w:val="sr-Latn-RS"/>
+              </w:rPr>
+            </w:pPr>
+            <w:r>
+              <w:rPr>
+                <w:rFonts w:ascii="Space Grotesk" w:hAnsi="Space Grotesk"/>
+              </w:rPr>
+              <w:t>Dopuna i ispravka projektnog zadatka</w:t>
+            </w:r>
           </w:p>
         </w:tc>
         <w:tc>
@@ -792,11 +898,28 @@
           </w:tcPr>
           <w:p>
             <w:pPr>
+              <w:jc w:val="both"/>
               <w:rPr>
                 <w:rFonts w:ascii="Space Grotesk" w:hAnsi="Space Grotesk"/>
                 <w:lang w:val="sr-Latn-RS"/>
               </w:rPr>
             </w:pPr>
+          </w:p>
+          <w:p>
+            <w:pPr>
+              <w:jc w:val="both"/>
+              <w:rPr>
+                <w:rFonts w:ascii="Space Grotesk" w:hAnsi="Space Grotesk"/>
+                <w:lang w:val="sr-Latn-RS"/>
+              </w:rPr>
+            </w:pPr>
+            <w:r>
+              <w:rPr>
+                <w:rFonts w:ascii="Space Grotesk" w:hAnsi="Space Grotesk"/>
+                <w:lang w:val="sr-Latn-RS"/>
+              </w:rPr>
+              <w:t>Andrej Čolić</w:t>
+            </w:r>
           </w:p>
         </w:tc>
       </w:tr>
@@ -810,6 +933,7 @@
           </w:tcPr>
           <w:p>
             <w:pPr>
+              <w:jc w:val="both"/>
               <w:rPr>
                 <w:rFonts w:ascii="Space Grotesk" w:hAnsi="Space Grotesk"/>
                 <w:lang w:val="sr-Latn-RS"/>
@@ -823,6 +947,7 @@
           </w:tcPr>
           <w:p>
             <w:pPr>
+              <w:jc w:val="both"/>
               <w:rPr>
                 <w:rFonts w:ascii="Space Grotesk" w:hAnsi="Space Grotesk"/>
                 <w:lang w:val="sr-Latn-RS"/>
@@ -836,6 +961,7 @@
           </w:tcPr>
           <w:p>
             <w:pPr>
+              <w:jc w:val="both"/>
               <w:rPr>
                 <w:rFonts w:ascii="Space Grotesk" w:hAnsi="Space Grotesk"/>
                 <w:lang w:val="sr-Latn-RS"/>
@@ -849,6 +975,7 @@
           </w:tcPr>
           <w:p>
             <w:pPr>
+              <w:jc w:val="both"/>
               <w:rPr>
                 <w:rFonts w:ascii="Space Grotesk" w:hAnsi="Space Grotesk"/>
                 <w:lang w:val="sr-Latn-RS"/>
@@ -860,6 +987,7 @@
     </w:tbl>
     <w:p>
       <w:pPr>
+        <w:jc w:val="both"/>
         <w:rPr>
           <w:rFonts w:ascii="Space Grotesk" w:hAnsi="Space Grotesk"/>
           <w:lang w:val="sr-Latn-RS"/>
@@ -868,6 +996,7 @@
     </w:p>
     <w:p>
       <w:pPr>
+        <w:jc w:val="both"/>
         <w:rPr>
           <w:rFonts w:ascii="Space Grotesk" w:hAnsi="Space Grotesk"/>
           <w:lang w:val="sr-Latn-RS"/>
@@ -883,8 +1012,15 @@
     </w:p>
     <w:bookmarkStart w:id="2" w:name="_Toc226329658" w:displacedByCustomXml="next"/>
     <w:bookmarkEnd w:id="2" w:displacedByCustomXml="next"/>
+    <w:bookmarkStart w:id="3" w:name="_Toc226375090" w:displacedByCustomXml="next"/>
     <w:sdt>
       <w:sdtPr>
+        <w:rPr>
+          <w:rFonts w:asciiTheme="minorHAnsi" w:hAnsiTheme="minorHAnsi"/>
+          <w:color w:val="auto"/>
+          <w:sz w:val="24"/>
+          <w:lang w:val="en-GB"/>
+        </w:rPr>
         <w:id w:val="-64410618"/>
         <w:docPartObj>
           <w:docPartGallery w:val="Table of Contents"/>
@@ -893,12 +1029,8 @@
       </w:sdtPr>
       <w:sdtEndPr>
         <w:rPr>
-          <w:rFonts w:asciiTheme="minorHAnsi" w:hAnsiTheme="minorHAnsi"/>
           <w:b/>
           <w:bCs/>
-          <w:color w:val="auto"/>
-          <w:sz w:val="24"/>
-          <w:lang w:val="en-GB"/>
         </w:rPr>
       </w:sdtEndPr>
       <w:sdtContent>
@@ -909,10 +1041,12 @@
               <w:ilvl w:val="0"/>
               <w:numId w:val="0"/>
             </w:numPr>
+            <w:jc w:val="both"/>
           </w:pPr>
           <w:r>
             <w:t>Sadržaj</w:t>
           </w:r>
+          <w:bookmarkEnd w:id="3"/>
         </w:p>
         <w:p>
           <w:pPr>
@@ -922,7 +1056,7 @@
             </w:tabs>
             <w:ind w:left="0"/>
             <w:rPr>
-              <w:rFonts w:ascii="Space Grotesk" w:eastAsiaTheme="minorEastAsia" w:hAnsi="Space Grotesk"/>
+              <w:rFonts w:eastAsiaTheme="minorEastAsia"/>
               <w:noProof/>
               <w:lang w:eastAsia="en-GB"/>
             </w:rPr>
@@ -936,18 +1070,16 @@
           <w:r>
             <w:fldChar w:fldCharType="separate"/>
           </w:r>
-          <w:hyperlink w:anchor="_Toc226372389" w:history="1">
+          <w:hyperlink w:anchor="_Toc226375089" w:history="1">
             <w:r>
               <w:rPr>
                 <w:rStyle w:val="Hyperlink"/>
-                <w:rFonts w:ascii="Space Grotesk" w:hAnsi="Space Grotesk"/>
                 <w:noProof/>
               </w:rPr>
               <w:t>Verzije dokumenta</w:t>
             </w:r>
             <w:r>
               <w:rPr>
-                <w:rFonts w:ascii="Space Grotesk" w:hAnsi="Space Grotesk"/>
                 <w:noProof/>
                 <w:webHidden/>
               </w:rPr>
@@ -955,7 +1087,6 @@
             </w:r>
             <w:r>
               <w:rPr>
-                <w:rFonts w:ascii="Space Grotesk" w:hAnsi="Space Grotesk"/>
                 <w:noProof/>
                 <w:webHidden/>
               </w:rPr>
@@ -963,22 +1094,19 @@
             </w:r>
             <w:r>
               <w:rPr>
-                <w:rFonts w:ascii="Space Grotesk" w:hAnsi="Space Grotesk"/>
-                <w:noProof/>
-                <w:webHidden/>
-              </w:rPr>
-              <w:instrText xml:space="preserve"> PAGEREF _Toc226372389 \h </w:instrText>
-            </w:r>
-            <w:r>
-              <w:rPr>
-                <w:rFonts w:ascii="Space Grotesk" w:hAnsi="Space Grotesk"/>
-                <w:noProof/>
-                <w:webHidden/>
-              </w:rPr>
-            </w:r>
-            <w:r>
-              <w:rPr>
-                <w:rFonts w:ascii="Space Grotesk" w:hAnsi="Space Grotesk"/>
+                <w:noProof/>
+                <w:webHidden/>
+              </w:rPr>
+              <w:instrText xml:space="preserve"> PAGEREF _Toc226375089 \h </w:instrText>
+            </w:r>
+            <w:r>
+              <w:rPr>
+                <w:noProof/>
+                <w:webHidden/>
+              </w:rPr>
+            </w:r>
+            <w:r>
+              <w:rPr>
                 <w:noProof/>
                 <w:webHidden/>
               </w:rPr>
@@ -986,7 +1114,6 @@
             </w:r>
             <w:r>
               <w:rPr>
-                <w:rFonts w:ascii="Space Grotesk" w:hAnsi="Space Grotesk"/>
                 <w:noProof/>
                 <w:webHidden/>
               </w:rPr>
@@ -994,7 +1121,6 @@
             </w:r>
             <w:r>
               <w:rPr>
-                <w:rFonts w:ascii="Space Grotesk" w:hAnsi="Space Grotesk"/>
                 <w:noProof/>
                 <w:webHidden/>
               </w:rPr>
@@ -1010,23 +1136,21 @@
             </w:tabs>
             <w:ind w:left="0"/>
             <w:rPr>
-              <w:rFonts w:ascii="Space Grotesk" w:eastAsiaTheme="minorEastAsia" w:hAnsi="Space Grotesk"/>
+              <w:rFonts w:eastAsiaTheme="minorEastAsia"/>
               <w:noProof/>
               <w:lang w:eastAsia="en-GB"/>
             </w:rPr>
           </w:pPr>
-          <w:hyperlink w:anchor="_Toc226372390" w:history="1">
+          <w:hyperlink w:anchor="_Toc226375090" w:history="1">
             <w:r>
               <w:rPr>
                 <w:rStyle w:val="Hyperlink"/>
-                <w:rFonts w:ascii="Space Grotesk" w:hAnsi="Space Grotesk"/>
                 <w:noProof/>
               </w:rPr>
               <w:t>Sadržaj</w:t>
             </w:r>
             <w:r>
               <w:rPr>
-                <w:rFonts w:ascii="Space Grotesk" w:hAnsi="Space Grotesk"/>
                 <w:noProof/>
                 <w:webHidden/>
               </w:rPr>
@@ -1034,7 +1158,6 @@
             </w:r>
             <w:r>
               <w:rPr>
-                <w:rFonts w:ascii="Space Grotesk" w:hAnsi="Space Grotesk"/>
                 <w:noProof/>
                 <w:webHidden/>
               </w:rPr>
@@ -1042,22 +1165,19 @@
             </w:r>
             <w:r>
               <w:rPr>
-                <w:rFonts w:ascii="Space Grotesk" w:hAnsi="Space Grotesk"/>
-                <w:noProof/>
-                <w:webHidden/>
-              </w:rPr>
-              <w:instrText xml:space="preserve"> PAGEREF _Toc226372390 \h </w:instrText>
-            </w:r>
-            <w:r>
-              <w:rPr>
-                <w:rFonts w:ascii="Space Grotesk" w:hAnsi="Space Grotesk"/>
-                <w:noProof/>
-                <w:webHidden/>
-              </w:rPr>
-            </w:r>
-            <w:r>
-              <w:rPr>
-                <w:rFonts w:ascii="Space Grotesk" w:hAnsi="Space Grotesk"/>
+                <w:noProof/>
+                <w:webHidden/>
+              </w:rPr>
+              <w:instrText xml:space="preserve"> PAGEREF _Toc226375090 \h </w:instrText>
+            </w:r>
+            <w:r>
+              <w:rPr>
+                <w:noProof/>
+                <w:webHidden/>
+              </w:rPr>
+            </w:r>
+            <w:r>
+              <w:rPr>
                 <w:noProof/>
                 <w:webHidden/>
               </w:rPr>
@@ -1065,7 +1185,6 @@
             </w:r>
             <w:r>
               <w:rPr>
-                <w:rFonts w:ascii="Space Grotesk" w:hAnsi="Space Grotesk"/>
                 <w:noProof/>
                 <w:webHidden/>
               </w:rPr>
@@ -1073,7 +1192,6 @@
             </w:r>
             <w:r>
               <w:rPr>
-                <w:rFonts w:ascii="Space Grotesk" w:hAnsi="Space Grotesk"/>
                 <w:noProof/>
                 <w:webHidden/>
               </w:rPr>
@@ -1088,23 +1206,22 @@
               <w:tab w:val="left" w:pos="480"/>
             </w:tabs>
             <w:rPr>
-              <w:rFonts w:ascii="Space Grotesk" w:eastAsiaTheme="minorEastAsia" w:hAnsi="Space Grotesk"/>
+              <w:rFonts w:eastAsiaTheme="minorEastAsia"/>
               <w:noProof/>
               <w:lang w:eastAsia="en-GB"/>
             </w:rPr>
           </w:pPr>
-          <w:hyperlink w:anchor="_Toc226372391" w:history="1">
+          <w:hyperlink w:anchor="_Toc226375091" w:history="1">
             <w:r>
               <w:rPr>
                 <w:rStyle w:val="Hyperlink"/>
-                <w:rFonts w:ascii="Space Grotesk" w:hAnsi="Space Grotesk"/>
                 <w:noProof/>
               </w:rPr>
               <w:t>1.</w:t>
             </w:r>
             <w:r>
               <w:rPr>
-                <w:rFonts w:ascii="Space Grotesk" w:eastAsiaTheme="minorEastAsia" w:hAnsi="Space Grotesk"/>
+                <w:rFonts w:eastAsiaTheme="minorEastAsia"/>
                 <w:noProof/>
                 <w:lang w:eastAsia="en-GB"/>
               </w:rPr>
@@ -1113,14 +1230,12 @@
             <w:r>
               <w:rPr>
                 <w:rStyle w:val="Hyperlink"/>
-                <w:rFonts w:ascii="Space Grotesk" w:hAnsi="Space Grotesk"/>
                 <w:noProof/>
               </w:rPr>
               <w:t>Tim</w:t>
             </w:r>
             <w:r>
               <w:rPr>
-                <w:rFonts w:ascii="Space Grotesk" w:hAnsi="Space Grotesk"/>
                 <w:noProof/>
                 <w:webHidden/>
               </w:rPr>
@@ -1128,7 +1243,6 @@
             </w:r>
             <w:r>
               <w:rPr>
-                <w:rFonts w:ascii="Space Grotesk" w:hAnsi="Space Grotesk"/>
                 <w:noProof/>
                 <w:webHidden/>
               </w:rPr>
@@ -1136,22 +1250,19 @@
             </w:r>
             <w:r>
               <w:rPr>
-                <w:rFonts w:ascii="Space Grotesk" w:hAnsi="Space Grotesk"/>
-                <w:noProof/>
-                <w:webHidden/>
-              </w:rPr>
-              <w:instrText xml:space="preserve"> PAGEREF _Toc226372391 \h </w:instrText>
-            </w:r>
-            <w:r>
-              <w:rPr>
-                <w:rFonts w:ascii="Space Grotesk" w:hAnsi="Space Grotesk"/>
-                <w:noProof/>
-                <w:webHidden/>
-              </w:rPr>
-            </w:r>
-            <w:r>
-              <w:rPr>
-                <w:rFonts w:ascii="Space Grotesk" w:hAnsi="Space Grotesk"/>
+                <w:noProof/>
+                <w:webHidden/>
+              </w:rPr>
+              <w:instrText xml:space="preserve"> PAGEREF _Toc226375091 \h </w:instrText>
+            </w:r>
+            <w:r>
+              <w:rPr>
+                <w:noProof/>
+                <w:webHidden/>
+              </w:rPr>
+            </w:r>
+            <w:r>
+              <w:rPr>
                 <w:noProof/>
                 <w:webHidden/>
               </w:rPr>
@@ -1159,15 +1270,13 @@
             </w:r>
             <w:r>
               <w:rPr>
-                <w:rFonts w:ascii="Space Grotesk" w:hAnsi="Space Grotesk"/>
-                <w:noProof/>
-                <w:webHidden/>
-              </w:rPr>
-              <w:t>3</w:t>
-            </w:r>
-            <w:r>
-              <w:rPr>
-                <w:rFonts w:ascii="Space Grotesk" w:hAnsi="Space Grotesk"/>
+                <w:noProof/>
+                <w:webHidden/>
+              </w:rPr>
+              <w:t>4</w:t>
+            </w:r>
+            <w:r>
+              <w:rPr>
                 <w:noProof/>
                 <w:webHidden/>
               </w:rPr>
@@ -1182,23 +1291,22 @@
               <w:tab w:val="left" w:pos="480"/>
             </w:tabs>
             <w:rPr>
-              <w:rFonts w:ascii="Space Grotesk" w:eastAsiaTheme="minorEastAsia" w:hAnsi="Space Grotesk"/>
+              <w:rFonts w:eastAsiaTheme="minorEastAsia"/>
               <w:noProof/>
               <w:lang w:eastAsia="en-GB"/>
             </w:rPr>
           </w:pPr>
-          <w:hyperlink w:anchor="_Toc226372392" w:history="1">
+          <w:hyperlink w:anchor="_Toc226375092" w:history="1">
             <w:r>
               <w:rPr>
                 <w:rStyle w:val="Hyperlink"/>
-                <w:rFonts w:ascii="Space Grotesk" w:hAnsi="Space Grotesk"/>
                 <w:noProof/>
               </w:rPr>
               <w:t>2.</w:t>
             </w:r>
             <w:r>
               <w:rPr>
-                <w:rFonts w:ascii="Space Grotesk" w:eastAsiaTheme="minorEastAsia" w:hAnsi="Space Grotesk"/>
+                <w:rFonts w:eastAsiaTheme="minorEastAsia"/>
                 <w:noProof/>
                 <w:lang w:eastAsia="en-GB"/>
               </w:rPr>
@@ -1207,14 +1315,12 @@
             <w:r>
               <w:rPr>
                 <w:rStyle w:val="Hyperlink"/>
-                <w:rFonts w:ascii="Space Grotesk" w:hAnsi="Space Grotesk"/>
                 <w:noProof/>
               </w:rPr>
               <w:t>Uvod</w:t>
             </w:r>
             <w:r>
               <w:rPr>
-                <w:rFonts w:ascii="Space Grotesk" w:hAnsi="Space Grotesk"/>
                 <w:noProof/>
                 <w:webHidden/>
               </w:rPr>
@@ -1222,7 +1328,6 @@
             </w:r>
             <w:r>
               <w:rPr>
-                <w:rFonts w:ascii="Space Grotesk" w:hAnsi="Space Grotesk"/>
                 <w:noProof/>
                 <w:webHidden/>
               </w:rPr>
@@ -1230,22 +1335,19 @@
             </w:r>
             <w:r>
               <w:rPr>
-                <w:rFonts w:ascii="Space Grotesk" w:hAnsi="Space Grotesk"/>
-                <w:noProof/>
-                <w:webHidden/>
-              </w:rPr>
-              <w:instrText xml:space="preserve"> PAGEREF _Toc226372392 \h </w:instrText>
-            </w:r>
-            <w:r>
-              <w:rPr>
-                <w:rFonts w:ascii="Space Grotesk" w:hAnsi="Space Grotesk"/>
-                <w:noProof/>
-                <w:webHidden/>
-              </w:rPr>
-            </w:r>
-            <w:r>
-              <w:rPr>
-                <w:rFonts w:ascii="Space Grotesk" w:hAnsi="Space Grotesk"/>
+                <w:noProof/>
+                <w:webHidden/>
+              </w:rPr>
+              <w:instrText xml:space="preserve"> PAGEREF _Toc226375092 \h </w:instrText>
+            </w:r>
+            <w:r>
+              <w:rPr>
+                <w:noProof/>
+                <w:webHidden/>
+              </w:rPr>
+            </w:r>
+            <w:r>
+              <w:rPr>
                 <w:noProof/>
                 <w:webHidden/>
               </w:rPr>
@@ -1253,15 +1355,13 @@
             </w:r>
             <w:r>
               <w:rPr>
-                <w:rFonts w:ascii="Space Grotesk" w:hAnsi="Space Grotesk"/>
-                <w:noProof/>
-                <w:webHidden/>
-              </w:rPr>
-              <w:t>3</w:t>
-            </w:r>
-            <w:r>
-              <w:rPr>
-                <w:rFonts w:ascii="Space Grotesk" w:hAnsi="Space Grotesk"/>
+                <w:noProof/>
+                <w:webHidden/>
+              </w:rPr>
+              <w:t>4</w:t>
+            </w:r>
+            <w:r>
+              <w:rPr>
                 <w:noProof/>
                 <w:webHidden/>
               </w:rPr>
@@ -1276,23 +1376,21 @@
               <w:tab w:val="right" w:leader="dot" w:pos="9016"/>
             </w:tabs>
             <w:rPr>
-              <w:rFonts w:ascii="Space Grotesk" w:eastAsiaTheme="minorEastAsia" w:hAnsi="Space Grotesk"/>
+              <w:rFonts w:eastAsiaTheme="minorEastAsia"/>
               <w:noProof/>
               <w:lang w:eastAsia="en-GB"/>
             </w:rPr>
           </w:pPr>
-          <w:hyperlink w:anchor="_Toc226372393" w:history="1">
+          <w:hyperlink w:anchor="_Toc226375093" w:history="1">
             <w:r>
               <w:rPr>
                 <w:rStyle w:val="Hyperlink"/>
-                <w:rFonts w:ascii="Space Grotesk" w:hAnsi="Space Grotesk"/>
                 <w:noProof/>
               </w:rPr>
               <w:t>2.1. Rezime</w:t>
             </w:r>
             <w:r>
               <w:rPr>
-                <w:rFonts w:ascii="Space Grotesk" w:hAnsi="Space Grotesk"/>
                 <w:noProof/>
                 <w:webHidden/>
               </w:rPr>
@@ -1300,7 +1398,6 @@
             </w:r>
             <w:r>
               <w:rPr>
-                <w:rFonts w:ascii="Space Grotesk" w:hAnsi="Space Grotesk"/>
                 <w:noProof/>
                 <w:webHidden/>
               </w:rPr>
@@ -1308,22 +1405,19 @@
             </w:r>
             <w:r>
               <w:rPr>
-                <w:rFonts w:ascii="Space Grotesk" w:hAnsi="Space Grotesk"/>
-                <w:noProof/>
-                <w:webHidden/>
-              </w:rPr>
-              <w:instrText xml:space="preserve"> PAGEREF _Toc226372393 \h </w:instrText>
-            </w:r>
-            <w:r>
-              <w:rPr>
-                <w:rFonts w:ascii="Space Grotesk" w:hAnsi="Space Grotesk"/>
-                <w:noProof/>
-                <w:webHidden/>
-              </w:rPr>
-            </w:r>
-            <w:r>
-              <w:rPr>
-                <w:rFonts w:ascii="Space Grotesk" w:hAnsi="Space Grotesk"/>
+                <w:noProof/>
+                <w:webHidden/>
+              </w:rPr>
+              <w:instrText xml:space="preserve"> PAGEREF _Toc226375093 \h </w:instrText>
+            </w:r>
+            <w:r>
+              <w:rPr>
+                <w:noProof/>
+                <w:webHidden/>
+              </w:rPr>
+            </w:r>
+            <w:r>
+              <w:rPr>
                 <w:noProof/>
                 <w:webHidden/>
               </w:rPr>
@@ -1331,15 +1425,13 @@
             </w:r>
             <w:r>
               <w:rPr>
-                <w:rFonts w:ascii="Space Grotesk" w:hAnsi="Space Grotesk"/>
-                <w:noProof/>
-                <w:webHidden/>
-              </w:rPr>
-              <w:t>3</w:t>
-            </w:r>
-            <w:r>
-              <w:rPr>
-                <w:rFonts w:ascii="Space Grotesk" w:hAnsi="Space Grotesk"/>
+                <w:noProof/>
+                <w:webHidden/>
+              </w:rPr>
+              <w:t>4</w:t>
+            </w:r>
+            <w:r>
+              <w:rPr>
                 <w:noProof/>
                 <w:webHidden/>
               </w:rPr>
@@ -1354,23 +1446,21 @@
               <w:tab w:val="right" w:leader="dot" w:pos="9016"/>
             </w:tabs>
             <w:rPr>
-              <w:rFonts w:ascii="Space Grotesk" w:eastAsiaTheme="minorEastAsia" w:hAnsi="Space Grotesk"/>
+              <w:rFonts w:eastAsiaTheme="minorEastAsia"/>
               <w:noProof/>
               <w:lang w:eastAsia="en-GB"/>
             </w:rPr>
           </w:pPr>
-          <w:hyperlink w:anchor="_Toc226372394" w:history="1">
+          <w:hyperlink w:anchor="_Toc226375094" w:history="1">
             <w:r>
               <w:rPr>
                 <w:rStyle w:val="Hyperlink"/>
-                <w:rFonts w:ascii="Space Grotesk" w:hAnsi="Space Grotesk"/>
                 <w:noProof/>
               </w:rPr>
               <w:t>2.2. Namena dokumenta i ciljna grupa</w:t>
             </w:r>
             <w:r>
               <w:rPr>
-                <w:rFonts w:ascii="Space Grotesk" w:hAnsi="Space Grotesk"/>
                 <w:noProof/>
                 <w:webHidden/>
               </w:rPr>
@@ -1378,7 +1468,6 @@
             </w:r>
             <w:r>
               <w:rPr>
-                <w:rFonts w:ascii="Space Grotesk" w:hAnsi="Space Grotesk"/>
                 <w:noProof/>
                 <w:webHidden/>
               </w:rPr>
@@ -1386,22 +1475,19 @@
             </w:r>
             <w:r>
               <w:rPr>
-                <w:rFonts w:ascii="Space Grotesk" w:hAnsi="Space Grotesk"/>
-                <w:noProof/>
-                <w:webHidden/>
-              </w:rPr>
-              <w:instrText xml:space="preserve"> PAGEREF _Toc226372394 \h </w:instrText>
-            </w:r>
-            <w:r>
-              <w:rPr>
-                <w:rFonts w:ascii="Space Grotesk" w:hAnsi="Space Grotesk"/>
-                <w:noProof/>
-                <w:webHidden/>
-              </w:rPr>
-            </w:r>
-            <w:r>
-              <w:rPr>
-                <w:rFonts w:ascii="Space Grotesk" w:hAnsi="Space Grotesk"/>
+                <w:noProof/>
+                <w:webHidden/>
+              </w:rPr>
+              <w:instrText xml:space="preserve"> PAGEREF _Toc226375094 \h </w:instrText>
+            </w:r>
+            <w:r>
+              <w:rPr>
+                <w:noProof/>
+                <w:webHidden/>
+              </w:rPr>
+            </w:r>
+            <w:r>
+              <w:rPr>
                 <w:noProof/>
                 <w:webHidden/>
               </w:rPr>
@@ -1409,15 +1495,13 @@
             </w:r>
             <w:r>
               <w:rPr>
-                <w:rFonts w:ascii="Space Grotesk" w:hAnsi="Space Grotesk"/>
-                <w:noProof/>
-                <w:webHidden/>
-              </w:rPr>
-              <w:t>3</w:t>
-            </w:r>
-            <w:r>
-              <w:rPr>
-                <w:rFonts w:ascii="Space Grotesk" w:hAnsi="Space Grotesk"/>
+                <w:noProof/>
+                <w:webHidden/>
+              </w:rPr>
+              <w:t>4</w:t>
+            </w:r>
+            <w:r>
+              <w:rPr>
                 <w:noProof/>
                 <w:webHidden/>
               </w:rPr>
@@ -1432,23 +1516,21 @@
               <w:tab w:val="right" w:leader="dot" w:pos="9016"/>
             </w:tabs>
             <w:rPr>
-              <w:rFonts w:ascii="Space Grotesk" w:eastAsiaTheme="minorEastAsia" w:hAnsi="Space Grotesk"/>
+              <w:rFonts w:eastAsiaTheme="minorEastAsia"/>
               <w:noProof/>
               <w:lang w:eastAsia="en-GB"/>
             </w:rPr>
           </w:pPr>
-          <w:hyperlink w:anchor="_Toc226372395" w:history="1">
+          <w:hyperlink w:anchor="_Toc226375095" w:history="1">
             <w:r>
               <w:rPr>
                 <w:rStyle w:val="Hyperlink"/>
-                <w:rFonts w:ascii="Space Grotesk" w:hAnsi="Space Grotesk"/>
                 <w:noProof/>
               </w:rPr>
               <w:t>2.3. Opis problema</w:t>
             </w:r>
             <w:r>
               <w:rPr>
-                <w:rFonts w:ascii="Space Grotesk" w:hAnsi="Space Grotesk"/>
                 <w:noProof/>
                 <w:webHidden/>
               </w:rPr>
@@ -1456,7 +1538,6 @@
             </w:r>
             <w:r>
               <w:rPr>
-                <w:rFonts w:ascii="Space Grotesk" w:hAnsi="Space Grotesk"/>
                 <w:noProof/>
                 <w:webHidden/>
               </w:rPr>
@@ -1464,22 +1545,19 @@
             </w:r>
             <w:r>
               <w:rPr>
-                <w:rFonts w:ascii="Space Grotesk" w:hAnsi="Space Grotesk"/>
-                <w:noProof/>
-                <w:webHidden/>
-              </w:rPr>
-              <w:instrText xml:space="preserve"> PAGEREF _Toc226372395 \h </w:instrText>
-            </w:r>
-            <w:r>
-              <w:rPr>
-                <w:rFonts w:ascii="Space Grotesk" w:hAnsi="Space Grotesk"/>
-                <w:noProof/>
-                <w:webHidden/>
-              </w:rPr>
-            </w:r>
-            <w:r>
-              <w:rPr>
-                <w:rFonts w:ascii="Space Grotesk" w:hAnsi="Space Grotesk"/>
+                <w:noProof/>
+                <w:webHidden/>
+              </w:rPr>
+              <w:instrText xml:space="preserve"> PAGEREF _Toc226375095 \h </w:instrText>
+            </w:r>
+            <w:r>
+              <w:rPr>
+                <w:noProof/>
+                <w:webHidden/>
+              </w:rPr>
+            </w:r>
+            <w:r>
+              <w:rPr>
                 <w:noProof/>
                 <w:webHidden/>
               </w:rPr>
@@ -1487,15 +1565,13 @@
             </w:r>
             <w:r>
               <w:rPr>
-                <w:rFonts w:ascii="Space Grotesk" w:hAnsi="Space Grotesk"/>
-                <w:noProof/>
-                <w:webHidden/>
-              </w:rPr>
-              <w:t>3</w:t>
-            </w:r>
-            <w:r>
-              <w:rPr>
-                <w:rFonts w:ascii="Space Grotesk" w:hAnsi="Space Grotesk"/>
+                <w:noProof/>
+                <w:webHidden/>
+              </w:rPr>
+              <w:t>4</w:t>
+            </w:r>
+            <w:r>
+              <w:rPr>
                 <w:noProof/>
                 <w:webHidden/>
               </w:rPr>
@@ -1510,23 +1586,21 @@
               <w:tab w:val="right" w:leader="dot" w:pos="9016"/>
             </w:tabs>
             <w:rPr>
-              <w:rFonts w:ascii="Space Grotesk" w:eastAsiaTheme="minorEastAsia" w:hAnsi="Space Grotesk"/>
+              <w:rFonts w:eastAsiaTheme="minorEastAsia"/>
               <w:noProof/>
               <w:lang w:eastAsia="en-GB"/>
             </w:rPr>
           </w:pPr>
-          <w:hyperlink w:anchor="_Toc226372396" w:history="1">
+          <w:hyperlink w:anchor="_Toc226375096" w:history="1">
             <w:r>
               <w:rPr>
                 <w:rStyle w:val="Hyperlink"/>
-                <w:rFonts w:ascii="Space Grotesk" w:hAnsi="Space Grotesk"/>
                 <w:noProof/>
               </w:rPr>
               <w:t>2.4. Opis sistema</w:t>
             </w:r>
             <w:r>
               <w:rPr>
-                <w:rFonts w:ascii="Space Grotesk" w:hAnsi="Space Grotesk"/>
                 <w:noProof/>
                 <w:webHidden/>
               </w:rPr>
@@ -1534,7 +1608,6 @@
             </w:r>
             <w:r>
               <w:rPr>
-                <w:rFonts w:ascii="Space Grotesk" w:hAnsi="Space Grotesk"/>
                 <w:noProof/>
                 <w:webHidden/>
               </w:rPr>
@@ -1542,22 +1615,19 @@
             </w:r>
             <w:r>
               <w:rPr>
-                <w:rFonts w:ascii="Space Grotesk" w:hAnsi="Space Grotesk"/>
-                <w:noProof/>
-                <w:webHidden/>
-              </w:rPr>
-              <w:instrText xml:space="preserve"> PAGEREF _Toc226372396 \h </w:instrText>
-            </w:r>
-            <w:r>
-              <w:rPr>
-                <w:rFonts w:ascii="Space Grotesk" w:hAnsi="Space Grotesk"/>
-                <w:noProof/>
-                <w:webHidden/>
-              </w:rPr>
-            </w:r>
-            <w:r>
-              <w:rPr>
-                <w:rFonts w:ascii="Space Grotesk" w:hAnsi="Space Grotesk"/>
+                <w:noProof/>
+                <w:webHidden/>
+              </w:rPr>
+              <w:instrText xml:space="preserve"> PAGEREF _Toc226375096 \h </w:instrText>
+            </w:r>
+            <w:r>
+              <w:rPr>
+                <w:noProof/>
+                <w:webHidden/>
+              </w:rPr>
+            </w:r>
+            <w:r>
+              <w:rPr>
                 <w:noProof/>
                 <w:webHidden/>
               </w:rPr>
@@ -1565,15 +1635,13 @@
             </w:r>
             <w:r>
               <w:rPr>
-                <w:rFonts w:ascii="Space Grotesk" w:hAnsi="Space Grotesk"/>
-                <w:noProof/>
-                <w:webHidden/>
-              </w:rPr>
-              <w:t>4</w:t>
-            </w:r>
-            <w:r>
-              <w:rPr>
-                <w:rFonts w:ascii="Space Grotesk" w:hAnsi="Space Grotesk"/>
+                <w:noProof/>
+                <w:webHidden/>
+              </w:rPr>
+              <w:t>5</w:t>
+            </w:r>
+            <w:r>
+              <w:rPr>
                 <w:noProof/>
                 <w:webHidden/>
               </w:rPr>
@@ -1588,23 +1656,22 @@
               <w:tab w:val="left" w:pos="480"/>
             </w:tabs>
             <w:rPr>
-              <w:rFonts w:ascii="Space Grotesk" w:eastAsiaTheme="minorEastAsia" w:hAnsi="Space Grotesk"/>
+              <w:rFonts w:eastAsiaTheme="minorEastAsia"/>
               <w:noProof/>
               <w:lang w:eastAsia="en-GB"/>
             </w:rPr>
           </w:pPr>
-          <w:hyperlink w:anchor="_Toc226372397" w:history="1">
+          <w:hyperlink w:anchor="_Toc226375097" w:history="1">
             <w:r>
               <w:rPr>
                 <w:rStyle w:val="Hyperlink"/>
-                <w:rFonts w:ascii="Space Grotesk" w:hAnsi="Space Grotesk"/>
                 <w:noProof/>
               </w:rPr>
               <w:t>3.</w:t>
             </w:r>
             <w:r>
               <w:rPr>
-                <w:rFonts w:ascii="Space Grotesk" w:eastAsiaTheme="minorEastAsia" w:hAnsi="Space Grotesk"/>
+                <w:rFonts w:eastAsiaTheme="minorEastAsia"/>
                 <w:noProof/>
                 <w:lang w:eastAsia="en-GB"/>
               </w:rPr>
@@ -1613,14 +1680,12 @@
             <w:r>
               <w:rPr>
                 <w:rStyle w:val="Hyperlink"/>
-                <w:rFonts w:ascii="Space Grotesk" w:hAnsi="Space Grotesk"/>
                 <w:noProof/>
               </w:rPr>
               <w:t>Vrste korisnika</w:t>
             </w:r>
             <w:r>
               <w:rPr>
-                <w:rFonts w:ascii="Space Grotesk" w:hAnsi="Space Grotesk"/>
                 <w:noProof/>
                 <w:webHidden/>
               </w:rPr>
@@ -1628,7 +1693,6 @@
             </w:r>
             <w:r>
               <w:rPr>
-                <w:rFonts w:ascii="Space Grotesk" w:hAnsi="Space Grotesk"/>
                 <w:noProof/>
                 <w:webHidden/>
               </w:rPr>
@@ -1636,22 +1700,19 @@
             </w:r>
             <w:r>
               <w:rPr>
-                <w:rFonts w:ascii="Space Grotesk" w:hAnsi="Space Grotesk"/>
-                <w:noProof/>
-                <w:webHidden/>
-              </w:rPr>
-              <w:instrText xml:space="preserve"> PAGEREF _Toc226372397 \h </w:instrText>
-            </w:r>
-            <w:r>
-              <w:rPr>
-                <w:rFonts w:ascii="Space Grotesk" w:hAnsi="Space Grotesk"/>
-                <w:noProof/>
-                <w:webHidden/>
-              </w:rPr>
-            </w:r>
-            <w:r>
-              <w:rPr>
-                <w:rFonts w:ascii="Space Grotesk" w:hAnsi="Space Grotesk"/>
+                <w:noProof/>
+                <w:webHidden/>
+              </w:rPr>
+              <w:instrText xml:space="preserve"> PAGEREF _Toc226375097 \h </w:instrText>
+            </w:r>
+            <w:r>
+              <w:rPr>
+                <w:noProof/>
+                <w:webHidden/>
+              </w:rPr>
+            </w:r>
+            <w:r>
+              <w:rPr>
                 <w:noProof/>
                 <w:webHidden/>
               </w:rPr>
@@ -1659,15 +1720,13 @@
             </w:r>
             <w:r>
               <w:rPr>
-                <w:rFonts w:ascii="Space Grotesk" w:hAnsi="Space Grotesk"/>
-                <w:noProof/>
-                <w:webHidden/>
-              </w:rPr>
-              <w:t>4</w:t>
-            </w:r>
-            <w:r>
-              <w:rPr>
-                <w:rFonts w:ascii="Space Grotesk" w:hAnsi="Space Grotesk"/>
+                <w:noProof/>
+                <w:webHidden/>
+              </w:rPr>
+              <w:t>5</w:t>
+            </w:r>
+            <w:r>
+              <w:rPr>
                 <w:noProof/>
                 <w:webHidden/>
               </w:rPr>
@@ -1682,23 +1741,21 @@
               <w:tab w:val="right" w:leader="dot" w:pos="9016"/>
             </w:tabs>
             <w:rPr>
-              <w:rFonts w:ascii="Space Grotesk" w:eastAsiaTheme="minorEastAsia" w:hAnsi="Space Grotesk"/>
+              <w:rFonts w:eastAsiaTheme="minorEastAsia"/>
               <w:noProof/>
               <w:lang w:eastAsia="en-GB"/>
             </w:rPr>
           </w:pPr>
-          <w:hyperlink w:anchor="_Toc226372398" w:history="1">
+          <w:hyperlink w:anchor="_Toc226375098" w:history="1">
             <w:r>
               <w:rPr>
                 <w:rStyle w:val="Hyperlink"/>
-                <w:rFonts w:ascii="Space Grotesk" w:hAnsi="Space Grotesk"/>
                 <w:noProof/>
               </w:rPr>
               <w:t>3.1. Gost</w:t>
             </w:r>
             <w:r>
               <w:rPr>
-                <w:rFonts w:ascii="Space Grotesk" w:hAnsi="Space Grotesk"/>
                 <w:noProof/>
                 <w:webHidden/>
               </w:rPr>
@@ -1706,7 +1763,6 @@
             </w:r>
             <w:r>
               <w:rPr>
-                <w:rFonts w:ascii="Space Grotesk" w:hAnsi="Space Grotesk"/>
                 <w:noProof/>
                 <w:webHidden/>
               </w:rPr>
@@ -1714,22 +1770,19 @@
             </w:r>
             <w:r>
               <w:rPr>
-                <w:rFonts w:ascii="Space Grotesk" w:hAnsi="Space Grotesk"/>
-                <w:noProof/>
-                <w:webHidden/>
-              </w:rPr>
-              <w:instrText xml:space="preserve"> PAGEREF _Toc226372398 \h </w:instrText>
-            </w:r>
-            <w:r>
-              <w:rPr>
-                <w:rFonts w:ascii="Space Grotesk" w:hAnsi="Space Grotesk"/>
-                <w:noProof/>
-                <w:webHidden/>
-              </w:rPr>
-            </w:r>
-            <w:r>
-              <w:rPr>
-                <w:rFonts w:ascii="Space Grotesk" w:hAnsi="Space Grotesk"/>
+                <w:noProof/>
+                <w:webHidden/>
+              </w:rPr>
+              <w:instrText xml:space="preserve"> PAGEREF _Toc226375098 \h </w:instrText>
+            </w:r>
+            <w:r>
+              <w:rPr>
+                <w:noProof/>
+                <w:webHidden/>
+              </w:rPr>
+            </w:r>
+            <w:r>
+              <w:rPr>
                 <w:noProof/>
                 <w:webHidden/>
               </w:rPr>
@@ -1737,15 +1790,13 @@
             </w:r>
             <w:r>
               <w:rPr>
-                <w:rFonts w:ascii="Space Grotesk" w:hAnsi="Space Grotesk"/>
-                <w:noProof/>
-                <w:webHidden/>
-              </w:rPr>
-              <w:t>4</w:t>
-            </w:r>
-            <w:r>
-              <w:rPr>
-                <w:rFonts w:ascii="Space Grotesk" w:hAnsi="Space Grotesk"/>
+                <w:noProof/>
+                <w:webHidden/>
+              </w:rPr>
+              <w:t>5</w:t>
+            </w:r>
+            <w:r>
+              <w:rPr>
                 <w:noProof/>
                 <w:webHidden/>
               </w:rPr>
@@ -1760,23 +1811,21 @@
               <w:tab w:val="right" w:leader="dot" w:pos="9016"/>
             </w:tabs>
             <w:rPr>
-              <w:rFonts w:ascii="Space Grotesk" w:eastAsiaTheme="minorEastAsia" w:hAnsi="Space Grotesk"/>
+              <w:rFonts w:eastAsiaTheme="minorEastAsia"/>
               <w:noProof/>
               <w:lang w:eastAsia="en-GB"/>
             </w:rPr>
           </w:pPr>
-          <w:hyperlink w:anchor="_Toc226372399" w:history="1">
+          <w:hyperlink w:anchor="_Toc226375099" w:history="1">
             <w:r>
               <w:rPr>
                 <w:rStyle w:val="Hyperlink"/>
-                <w:rFonts w:ascii="Space Grotesk" w:hAnsi="Space Grotesk"/>
                 <w:noProof/>
               </w:rPr>
               <w:t>3.2. Član</w:t>
             </w:r>
             <w:r>
               <w:rPr>
-                <w:rFonts w:ascii="Space Grotesk" w:hAnsi="Space Grotesk"/>
                 <w:noProof/>
                 <w:webHidden/>
               </w:rPr>
@@ -1784,7 +1833,6 @@
             </w:r>
             <w:r>
               <w:rPr>
-                <w:rFonts w:ascii="Space Grotesk" w:hAnsi="Space Grotesk"/>
                 <w:noProof/>
                 <w:webHidden/>
               </w:rPr>
@@ -1792,22 +1840,19 @@
             </w:r>
             <w:r>
               <w:rPr>
-                <w:rFonts w:ascii="Space Grotesk" w:hAnsi="Space Grotesk"/>
-                <w:noProof/>
-                <w:webHidden/>
-              </w:rPr>
-              <w:instrText xml:space="preserve"> PAGEREF _Toc226372399 \h </w:instrText>
-            </w:r>
-            <w:r>
-              <w:rPr>
-                <w:rFonts w:ascii="Space Grotesk" w:hAnsi="Space Grotesk"/>
-                <w:noProof/>
-                <w:webHidden/>
-              </w:rPr>
-            </w:r>
-            <w:r>
-              <w:rPr>
-                <w:rFonts w:ascii="Space Grotesk" w:hAnsi="Space Grotesk"/>
+                <w:noProof/>
+                <w:webHidden/>
+              </w:rPr>
+              <w:instrText xml:space="preserve"> PAGEREF _Toc226375099 \h </w:instrText>
+            </w:r>
+            <w:r>
+              <w:rPr>
+                <w:noProof/>
+                <w:webHidden/>
+              </w:rPr>
+            </w:r>
+            <w:r>
+              <w:rPr>
                 <w:noProof/>
                 <w:webHidden/>
               </w:rPr>
@@ -1815,15 +1860,13 @@
             </w:r>
             <w:r>
               <w:rPr>
-                <w:rFonts w:ascii="Space Grotesk" w:hAnsi="Space Grotesk"/>
-                <w:noProof/>
-                <w:webHidden/>
-              </w:rPr>
-              <w:t>4</w:t>
-            </w:r>
-            <w:r>
-              <w:rPr>
-                <w:rFonts w:ascii="Space Grotesk" w:hAnsi="Space Grotesk"/>
+                <w:noProof/>
+                <w:webHidden/>
+              </w:rPr>
+              <w:t>5</w:t>
+            </w:r>
+            <w:r>
+              <w:rPr>
                 <w:noProof/>
                 <w:webHidden/>
               </w:rPr>
@@ -1838,23 +1881,21 @@
               <w:tab w:val="right" w:leader="dot" w:pos="9016"/>
             </w:tabs>
             <w:rPr>
-              <w:rFonts w:ascii="Space Grotesk" w:eastAsiaTheme="minorEastAsia" w:hAnsi="Space Grotesk"/>
+              <w:rFonts w:eastAsiaTheme="minorEastAsia"/>
               <w:noProof/>
               <w:lang w:eastAsia="en-GB"/>
             </w:rPr>
           </w:pPr>
-          <w:hyperlink w:anchor="_Toc226372400" w:history="1">
+          <w:hyperlink w:anchor="_Toc226375100" w:history="1">
             <w:r>
               <w:rPr>
                 <w:rStyle w:val="Hyperlink"/>
-                <w:rFonts w:ascii="Space Grotesk" w:hAnsi="Space Grotesk"/>
                 <w:noProof/>
               </w:rPr>
               <w:t>3.3. Organizacija</w:t>
             </w:r>
             <w:r>
               <w:rPr>
-                <w:rFonts w:ascii="Space Grotesk" w:hAnsi="Space Grotesk"/>
                 <w:noProof/>
                 <w:webHidden/>
               </w:rPr>
@@ -1862,7 +1903,6 @@
             </w:r>
             <w:r>
               <w:rPr>
-                <w:rFonts w:ascii="Space Grotesk" w:hAnsi="Space Grotesk"/>
                 <w:noProof/>
                 <w:webHidden/>
               </w:rPr>
@@ -1870,22 +1910,19 @@
             </w:r>
             <w:r>
               <w:rPr>
-                <w:rFonts w:ascii="Space Grotesk" w:hAnsi="Space Grotesk"/>
-                <w:noProof/>
-                <w:webHidden/>
-              </w:rPr>
-              <w:instrText xml:space="preserve"> PAGEREF _Toc226372400 \h </w:instrText>
-            </w:r>
-            <w:r>
-              <w:rPr>
-                <w:rFonts w:ascii="Space Grotesk" w:hAnsi="Space Grotesk"/>
-                <w:noProof/>
-                <w:webHidden/>
-              </w:rPr>
-            </w:r>
-            <w:r>
-              <w:rPr>
-                <w:rFonts w:ascii="Space Grotesk" w:hAnsi="Space Grotesk"/>
+                <w:noProof/>
+                <w:webHidden/>
+              </w:rPr>
+              <w:instrText xml:space="preserve"> PAGEREF _Toc226375100 \h </w:instrText>
+            </w:r>
+            <w:r>
+              <w:rPr>
+                <w:noProof/>
+                <w:webHidden/>
+              </w:rPr>
+            </w:r>
+            <w:r>
+              <w:rPr>
                 <w:noProof/>
                 <w:webHidden/>
               </w:rPr>
@@ -1893,15 +1930,13 @@
             </w:r>
             <w:r>
               <w:rPr>
-                <w:rFonts w:ascii="Space Grotesk" w:hAnsi="Space Grotesk"/>
-                <w:noProof/>
-                <w:webHidden/>
-              </w:rPr>
-              <w:t>5</w:t>
-            </w:r>
-            <w:r>
-              <w:rPr>
-                <w:rFonts w:ascii="Space Grotesk" w:hAnsi="Space Grotesk"/>
+                <w:noProof/>
+                <w:webHidden/>
+              </w:rPr>
+              <w:t>6</w:t>
+            </w:r>
+            <w:r>
+              <w:rPr>
                 <w:noProof/>
                 <w:webHidden/>
               </w:rPr>
@@ -1916,23 +1951,21 @@
               <w:tab w:val="right" w:leader="dot" w:pos="9016"/>
             </w:tabs>
             <w:rPr>
-              <w:rFonts w:ascii="Space Grotesk" w:eastAsiaTheme="minorEastAsia" w:hAnsi="Space Grotesk"/>
+              <w:rFonts w:eastAsiaTheme="minorEastAsia"/>
               <w:noProof/>
               <w:lang w:eastAsia="en-GB"/>
             </w:rPr>
           </w:pPr>
-          <w:hyperlink w:anchor="_Toc226372401" w:history="1">
+          <w:hyperlink w:anchor="_Toc226375101" w:history="1">
             <w:r>
               <w:rPr>
                 <w:rStyle w:val="Hyperlink"/>
-                <w:rFonts w:ascii="Space Grotesk" w:hAnsi="Space Grotesk"/>
                 <w:noProof/>
               </w:rPr>
               <w:t>3.4. Administrator</w:t>
             </w:r>
             <w:r>
               <w:rPr>
-                <w:rFonts w:ascii="Space Grotesk" w:hAnsi="Space Grotesk"/>
                 <w:noProof/>
                 <w:webHidden/>
               </w:rPr>
@@ -1940,7 +1973,6 @@
             </w:r>
             <w:r>
               <w:rPr>
-                <w:rFonts w:ascii="Space Grotesk" w:hAnsi="Space Grotesk"/>
                 <w:noProof/>
                 <w:webHidden/>
               </w:rPr>
@@ -1948,22 +1980,19 @@
             </w:r>
             <w:r>
               <w:rPr>
-                <w:rFonts w:ascii="Space Grotesk" w:hAnsi="Space Grotesk"/>
-                <w:noProof/>
-                <w:webHidden/>
-              </w:rPr>
-              <w:instrText xml:space="preserve"> PAGEREF _Toc226372401 \h </w:instrText>
-            </w:r>
-            <w:r>
-              <w:rPr>
-                <w:rFonts w:ascii="Space Grotesk" w:hAnsi="Space Grotesk"/>
-                <w:noProof/>
-                <w:webHidden/>
-              </w:rPr>
-            </w:r>
-            <w:r>
-              <w:rPr>
-                <w:rFonts w:ascii="Space Grotesk" w:hAnsi="Space Grotesk"/>
+                <w:noProof/>
+                <w:webHidden/>
+              </w:rPr>
+              <w:instrText xml:space="preserve"> PAGEREF _Toc226375101 \h </w:instrText>
+            </w:r>
+            <w:r>
+              <w:rPr>
+                <w:noProof/>
+                <w:webHidden/>
+              </w:rPr>
+            </w:r>
+            <w:r>
+              <w:rPr>
                 <w:noProof/>
                 <w:webHidden/>
               </w:rPr>
@@ -1971,15 +2000,13 @@
             </w:r>
             <w:r>
               <w:rPr>
-                <w:rFonts w:ascii="Space Grotesk" w:hAnsi="Space Grotesk"/>
-                <w:noProof/>
-                <w:webHidden/>
-              </w:rPr>
-              <w:t>5</w:t>
-            </w:r>
-            <w:r>
-              <w:rPr>
-                <w:rFonts w:ascii="Space Grotesk" w:hAnsi="Space Grotesk"/>
+                <w:noProof/>
+                <w:webHidden/>
+              </w:rPr>
+              <w:t>6</w:t>
+            </w:r>
+            <w:r>
+              <w:rPr>
                 <w:noProof/>
                 <w:webHidden/>
               </w:rPr>
@@ -1994,23 +2021,22 @@
               <w:tab w:val="left" w:pos="480"/>
             </w:tabs>
             <w:rPr>
-              <w:rFonts w:ascii="Space Grotesk" w:eastAsiaTheme="minorEastAsia" w:hAnsi="Space Grotesk"/>
+              <w:rFonts w:eastAsiaTheme="minorEastAsia"/>
               <w:noProof/>
               <w:lang w:eastAsia="en-GB"/>
             </w:rPr>
           </w:pPr>
-          <w:hyperlink w:anchor="_Toc226372402" w:history="1">
+          <w:hyperlink w:anchor="_Toc226375102" w:history="1">
             <w:r>
               <w:rPr>
                 <w:rStyle w:val="Hyperlink"/>
-                <w:rFonts w:ascii="Space Grotesk" w:hAnsi="Space Grotesk"/>
                 <w:noProof/>
               </w:rPr>
               <w:t>4.</w:t>
             </w:r>
             <w:r>
               <w:rPr>
-                <w:rFonts w:ascii="Space Grotesk" w:eastAsiaTheme="minorEastAsia" w:hAnsi="Space Grotesk"/>
+                <w:rFonts w:eastAsiaTheme="minorEastAsia"/>
                 <w:noProof/>
                 <w:lang w:eastAsia="en-GB"/>
               </w:rPr>
@@ -2019,14 +2045,12 @@
             <w:r>
               <w:rPr>
                 <w:rStyle w:val="Hyperlink"/>
-                <w:rFonts w:ascii="Space Grotesk" w:hAnsi="Space Grotesk"/>
                 <w:noProof/>
               </w:rPr>
               <w:t>Funkcionalnosti</w:t>
             </w:r>
             <w:r>
               <w:rPr>
-                <w:rFonts w:ascii="Space Grotesk" w:hAnsi="Space Grotesk"/>
                 <w:noProof/>
                 <w:webHidden/>
               </w:rPr>
@@ -2034,7 +2058,6 @@
             </w:r>
             <w:r>
               <w:rPr>
-                <w:rFonts w:ascii="Space Grotesk" w:hAnsi="Space Grotesk"/>
                 <w:noProof/>
                 <w:webHidden/>
               </w:rPr>
@@ -2042,22 +2065,19 @@
             </w:r>
             <w:r>
               <w:rPr>
-                <w:rFonts w:ascii="Space Grotesk" w:hAnsi="Space Grotesk"/>
-                <w:noProof/>
-                <w:webHidden/>
-              </w:rPr>
-              <w:instrText xml:space="preserve"> PAGEREF _Toc226372402 \h </w:instrText>
-            </w:r>
-            <w:r>
-              <w:rPr>
-                <w:rFonts w:ascii="Space Grotesk" w:hAnsi="Space Grotesk"/>
-                <w:noProof/>
-                <w:webHidden/>
-              </w:rPr>
-            </w:r>
-            <w:r>
-              <w:rPr>
-                <w:rFonts w:ascii="Space Grotesk" w:hAnsi="Space Grotesk"/>
+                <w:noProof/>
+                <w:webHidden/>
+              </w:rPr>
+              <w:instrText xml:space="preserve"> PAGEREF _Toc226375102 \h </w:instrText>
+            </w:r>
+            <w:r>
+              <w:rPr>
+                <w:noProof/>
+                <w:webHidden/>
+              </w:rPr>
+            </w:r>
+            <w:r>
+              <w:rPr>
                 <w:noProof/>
                 <w:webHidden/>
               </w:rPr>
@@ -2065,15 +2085,13 @@
             </w:r>
             <w:r>
               <w:rPr>
-                <w:rFonts w:ascii="Space Grotesk" w:hAnsi="Space Grotesk"/>
-                <w:noProof/>
-                <w:webHidden/>
-              </w:rPr>
-              <w:t>6</w:t>
-            </w:r>
-            <w:r>
-              <w:rPr>
-                <w:rFonts w:ascii="Space Grotesk" w:hAnsi="Space Grotesk"/>
+                <w:noProof/>
+                <w:webHidden/>
+              </w:rPr>
+              <w:t>7</w:t>
+            </w:r>
+            <w:r>
+              <w:rPr>
                 <w:noProof/>
                 <w:webHidden/>
               </w:rPr>
@@ -2088,23 +2106,22 @@
               <w:tab w:val="left" w:pos="480"/>
             </w:tabs>
             <w:rPr>
-              <w:rFonts w:ascii="Space Grotesk" w:eastAsiaTheme="minorEastAsia" w:hAnsi="Space Grotesk"/>
+              <w:rFonts w:eastAsiaTheme="minorEastAsia"/>
               <w:noProof/>
               <w:lang w:eastAsia="en-GB"/>
             </w:rPr>
           </w:pPr>
-          <w:hyperlink w:anchor="_Toc226372419" w:history="1">
+          <w:hyperlink w:anchor="_Toc226375119" w:history="1">
             <w:r>
               <w:rPr>
                 <w:rStyle w:val="Hyperlink"/>
-                <w:rFonts w:ascii="Space Grotesk" w:hAnsi="Space Grotesk"/>
                 <w:noProof/>
               </w:rPr>
               <w:t>5.</w:t>
             </w:r>
             <w:r>
               <w:rPr>
-                <w:rFonts w:ascii="Space Grotesk" w:eastAsiaTheme="minorEastAsia" w:hAnsi="Space Grotesk"/>
+                <w:rFonts w:eastAsiaTheme="minorEastAsia"/>
                 <w:noProof/>
                 <w:lang w:eastAsia="en-GB"/>
               </w:rPr>
@@ -2113,14 +2130,12 @@
             <w:r>
               <w:rPr>
                 <w:rStyle w:val="Hyperlink"/>
-                <w:rFonts w:ascii="Space Grotesk" w:hAnsi="Space Grotesk"/>
                 <w:noProof/>
               </w:rPr>
               <w:t>Kvalitet</w:t>
             </w:r>
             <w:r>
               <w:rPr>
-                <w:rFonts w:ascii="Space Grotesk" w:hAnsi="Space Grotesk"/>
                 <w:noProof/>
                 <w:webHidden/>
               </w:rPr>
@@ -2128,7 +2143,6 @@
             </w:r>
             <w:r>
               <w:rPr>
-                <w:rFonts w:ascii="Space Grotesk" w:hAnsi="Space Grotesk"/>
                 <w:noProof/>
                 <w:webHidden/>
               </w:rPr>
@@ -2136,22 +2150,19 @@
             </w:r>
             <w:r>
               <w:rPr>
-                <w:rFonts w:ascii="Space Grotesk" w:hAnsi="Space Grotesk"/>
-                <w:noProof/>
-                <w:webHidden/>
-              </w:rPr>
-              <w:instrText xml:space="preserve"> PAGEREF _Toc226372419 \h </w:instrText>
-            </w:r>
-            <w:r>
-              <w:rPr>
-                <w:rFonts w:ascii="Space Grotesk" w:hAnsi="Space Grotesk"/>
-                <w:noProof/>
-                <w:webHidden/>
-              </w:rPr>
-            </w:r>
-            <w:r>
-              <w:rPr>
-                <w:rFonts w:ascii="Space Grotesk" w:hAnsi="Space Grotesk"/>
+                <w:noProof/>
+                <w:webHidden/>
+              </w:rPr>
+              <w:instrText xml:space="preserve"> PAGEREF _Toc226375119 \h </w:instrText>
+            </w:r>
+            <w:r>
+              <w:rPr>
+                <w:noProof/>
+                <w:webHidden/>
+              </w:rPr>
+            </w:r>
+            <w:r>
+              <w:rPr>
                 <w:noProof/>
                 <w:webHidden/>
               </w:rPr>
@@ -2159,15 +2170,13 @@
             </w:r>
             <w:r>
               <w:rPr>
-                <w:rFonts w:ascii="Space Grotesk" w:hAnsi="Space Grotesk"/>
-                <w:noProof/>
-                <w:webHidden/>
-              </w:rPr>
-              <w:t>8</w:t>
-            </w:r>
-            <w:r>
-              <w:rPr>
-                <w:rFonts w:ascii="Space Grotesk" w:hAnsi="Space Grotesk"/>
+                <w:noProof/>
+                <w:webHidden/>
+              </w:rPr>
+              <w:t>9</w:t>
+            </w:r>
+            <w:r>
+              <w:rPr>
                 <w:noProof/>
                 <w:webHidden/>
               </w:rPr>
@@ -2182,23 +2191,22 @@
               <w:tab w:val="left" w:pos="480"/>
             </w:tabs>
             <w:rPr>
-              <w:rFonts w:ascii="Space Grotesk" w:eastAsiaTheme="minorEastAsia" w:hAnsi="Space Grotesk"/>
+              <w:rFonts w:eastAsiaTheme="minorEastAsia"/>
               <w:noProof/>
               <w:lang w:eastAsia="en-GB"/>
             </w:rPr>
           </w:pPr>
-          <w:hyperlink w:anchor="_Toc226372420" w:history="1">
+          <w:hyperlink w:anchor="_Toc226375120" w:history="1">
             <w:r>
               <w:rPr>
                 <w:rStyle w:val="Hyperlink"/>
-                <w:rFonts w:ascii="Space Grotesk" w:hAnsi="Space Grotesk"/>
                 <w:noProof/>
               </w:rPr>
               <w:t>6.</w:t>
             </w:r>
             <w:r>
               <w:rPr>
-                <w:rFonts w:ascii="Space Grotesk" w:eastAsiaTheme="minorEastAsia" w:hAnsi="Space Grotesk"/>
+                <w:rFonts w:eastAsiaTheme="minorEastAsia"/>
                 <w:noProof/>
                 <w:lang w:eastAsia="en-GB"/>
               </w:rPr>
@@ -2207,14 +2215,12 @@
             <w:r>
               <w:rPr>
                 <w:rStyle w:val="Hyperlink"/>
-                <w:rFonts w:ascii="Space Grotesk" w:hAnsi="Space Grotesk"/>
-                <w:noProof/>
-              </w:rPr>
-              <w:t>Ograničenja</w:t>
-            </w:r>
-            <w:r>
-              <w:rPr>
-                <w:rFonts w:ascii="Space Grotesk" w:hAnsi="Space Grotesk"/>
+                <w:noProof/>
+              </w:rPr>
+              <w:t>Dizajn platforme</w:t>
+            </w:r>
+            <w:r>
+              <w:rPr>
                 <w:noProof/>
                 <w:webHidden/>
               </w:rPr>
@@ -2222,7 +2228,6 @@
             </w:r>
             <w:r>
               <w:rPr>
-                <w:rFonts w:ascii="Space Grotesk" w:hAnsi="Space Grotesk"/>
                 <w:noProof/>
                 <w:webHidden/>
               </w:rPr>
@@ -2230,22 +2235,19 @@
             </w:r>
             <w:r>
               <w:rPr>
-                <w:rFonts w:ascii="Space Grotesk" w:hAnsi="Space Grotesk"/>
-                <w:noProof/>
-                <w:webHidden/>
-              </w:rPr>
-              <w:instrText xml:space="preserve"> PAGEREF _Toc226372420 \h </w:instrText>
-            </w:r>
-            <w:r>
-              <w:rPr>
-                <w:rFonts w:ascii="Space Grotesk" w:hAnsi="Space Grotesk"/>
-                <w:noProof/>
-                <w:webHidden/>
-              </w:rPr>
-            </w:r>
-            <w:r>
-              <w:rPr>
-                <w:rFonts w:ascii="Space Grotesk" w:hAnsi="Space Grotesk"/>
+                <w:noProof/>
+                <w:webHidden/>
+              </w:rPr>
+              <w:instrText xml:space="preserve"> PAGEREF _Toc226375120 \h </w:instrText>
+            </w:r>
+            <w:r>
+              <w:rPr>
+                <w:noProof/>
+                <w:webHidden/>
+              </w:rPr>
+            </w:r>
+            <w:r>
+              <w:rPr>
                 <w:noProof/>
                 <w:webHidden/>
               </w:rPr>
@@ -2253,15 +2255,13 @@
             </w:r>
             <w:r>
               <w:rPr>
-                <w:rFonts w:ascii="Space Grotesk" w:hAnsi="Space Grotesk"/>
-                <w:noProof/>
-                <w:webHidden/>
-              </w:rPr>
-              <w:t>9</w:t>
-            </w:r>
-            <w:r>
-              <w:rPr>
-                <w:rFonts w:ascii="Space Grotesk" w:hAnsi="Space Grotesk"/>
+                <w:noProof/>
+                <w:webHidden/>
+              </w:rPr>
+              <w:t>10</w:t>
+            </w:r>
+            <w:r>
+              <w:rPr>
                 <w:noProof/>
                 <w:webHidden/>
               </w:rPr>
@@ -2276,23 +2276,22 @@
               <w:tab w:val="left" w:pos="480"/>
             </w:tabs>
             <w:rPr>
-              <w:rFonts w:ascii="Space Grotesk" w:eastAsiaTheme="minorEastAsia" w:hAnsi="Space Grotesk"/>
+              <w:rFonts w:eastAsiaTheme="minorEastAsia"/>
               <w:noProof/>
               <w:lang w:eastAsia="en-GB"/>
             </w:rPr>
           </w:pPr>
-          <w:hyperlink w:anchor="_Toc226372421" w:history="1">
+          <w:hyperlink w:anchor="_Toc226375121" w:history="1">
             <w:r>
               <w:rPr>
                 <w:rStyle w:val="Hyperlink"/>
-                <w:rFonts w:ascii="Space Grotesk" w:hAnsi="Space Grotesk"/>
                 <w:noProof/>
               </w:rPr>
               <w:t>7.</w:t>
             </w:r>
             <w:r>
               <w:rPr>
-                <w:rFonts w:ascii="Space Grotesk" w:eastAsiaTheme="minorEastAsia" w:hAnsi="Space Grotesk"/>
+                <w:rFonts w:eastAsiaTheme="minorEastAsia"/>
                 <w:noProof/>
                 <w:lang w:eastAsia="en-GB"/>
               </w:rPr>
@@ -2301,14 +2300,12 @@
             <w:r>
               <w:rPr>
                 <w:rStyle w:val="Hyperlink"/>
-                <w:rFonts w:ascii="Space Grotesk" w:hAnsi="Space Grotesk"/>
-                <w:noProof/>
-              </w:rPr>
-              <w:t>Dizajn platforme</w:t>
-            </w:r>
-            <w:r>
-              <w:rPr>
-                <w:rFonts w:ascii="Space Grotesk" w:hAnsi="Space Grotesk"/>
+                <w:noProof/>
+              </w:rPr>
+              <w:t>Metodologija</w:t>
+            </w:r>
+            <w:r>
+              <w:rPr>
                 <w:noProof/>
                 <w:webHidden/>
               </w:rPr>
@@ -2316,7 +2313,6 @@
             </w:r>
             <w:r>
               <w:rPr>
-                <w:rFonts w:ascii="Space Grotesk" w:hAnsi="Space Grotesk"/>
                 <w:noProof/>
                 <w:webHidden/>
               </w:rPr>
@@ -2324,22 +2320,19 @@
             </w:r>
             <w:r>
               <w:rPr>
-                <w:rFonts w:ascii="Space Grotesk" w:hAnsi="Space Grotesk"/>
-                <w:noProof/>
-                <w:webHidden/>
-              </w:rPr>
-              <w:instrText xml:space="preserve"> PAGEREF _Toc226372421 \h </w:instrText>
-            </w:r>
-            <w:r>
-              <w:rPr>
-                <w:rFonts w:ascii="Space Grotesk" w:hAnsi="Space Grotesk"/>
-                <w:noProof/>
-                <w:webHidden/>
-              </w:rPr>
-            </w:r>
-            <w:r>
-              <w:rPr>
-                <w:rFonts w:ascii="Space Grotesk" w:hAnsi="Space Grotesk"/>
+                <w:noProof/>
+                <w:webHidden/>
+              </w:rPr>
+              <w:instrText xml:space="preserve"> PAGEREF _Toc226375121 \h </w:instrText>
+            </w:r>
+            <w:r>
+              <w:rPr>
+                <w:noProof/>
+                <w:webHidden/>
+              </w:rPr>
+            </w:r>
+            <w:r>
+              <w:rPr>
                 <w:noProof/>
                 <w:webHidden/>
               </w:rPr>
@@ -2347,15 +2340,13 @@
             </w:r>
             <w:r>
               <w:rPr>
-                <w:rFonts w:ascii="Space Grotesk" w:hAnsi="Space Grotesk"/>
-                <w:noProof/>
-                <w:webHidden/>
-              </w:rPr>
-              <w:t>9</w:t>
-            </w:r>
-            <w:r>
-              <w:rPr>
-                <w:rFonts w:ascii="Space Grotesk" w:hAnsi="Space Grotesk"/>
+                <w:noProof/>
+                <w:webHidden/>
+              </w:rPr>
+              <w:t>10</w:t>
+            </w:r>
+            <w:r>
+              <w:rPr>
                 <w:noProof/>
                 <w:webHidden/>
               </w:rPr>
@@ -2370,23 +2361,22 @@
               <w:tab w:val="left" w:pos="480"/>
             </w:tabs>
             <w:rPr>
-              <w:rFonts w:ascii="Space Grotesk" w:eastAsiaTheme="minorEastAsia" w:hAnsi="Space Grotesk"/>
+              <w:rFonts w:eastAsiaTheme="minorEastAsia"/>
               <w:noProof/>
               <w:lang w:eastAsia="en-GB"/>
             </w:rPr>
           </w:pPr>
-          <w:hyperlink w:anchor="_Toc226372422" w:history="1">
+          <w:hyperlink w:anchor="_Toc226375122" w:history="1">
             <w:r>
               <w:rPr>
                 <w:rStyle w:val="Hyperlink"/>
-                <w:rFonts w:ascii="Space Grotesk" w:hAnsi="Space Grotesk"/>
                 <w:noProof/>
               </w:rPr>
               <w:t>8.</w:t>
             </w:r>
             <w:r>
               <w:rPr>
-                <w:rFonts w:ascii="Space Grotesk" w:eastAsiaTheme="minorEastAsia" w:hAnsi="Space Grotesk"/>
+                <w:rFonts w:eastAsiaTheme="minorEastAsia"/>
                 <w:noProof/>
                 <w:lang w:eastAsia="en-GB"/>
               </w:rPr>
@@ -2395,14 +2385,12 @@
             <w:r>
               <w:rPr>
                 <w:rStyle w:val="Hyperlink"/>
-                <w:rFonts w:ascii="Space Grotesk" w:hAnsi="Space Grotesk"/>
-                <w:noProof/>
-              </w:rPr>
-              <w:t>Metodologija</w:t>
-            </w:r>
-            <w:r>
-              <w:rPr>
-                <w:rFonts w:ascii="Space Grotesk" w:hAnsi="Space Grotesk"/>
+                <w:noProof/>
+              </w:rPr>
+              <w:t>Tehnologija</w:t>
+            </w:r>
+            <w:r>
+              <w:rPr>
                 <w:noProof/>
                 <w:webHidden/>
               </w:rPr>
@@ -2410,7 +2398,6 @@
             </w:r>
             <w:r>
               <w:rPr>
-                <w:rFonts w:ascii="Space Grotesk" w:hAnsi="Space Grotesk"/>
                 <w:noProof/>
                 <w:webHidden/>
               </w:rPr>
@@ -2418,22 +2405,19 @@
             </w:r>
             <w:r>
               <w:rPr>
-                <w:rFonts w:ascii="Space Grotesk" w:hAnsi="Space Grotesk"/>
-                <w:noProof/>
-                <w:webHidden/>
-              </w:rPr>
-              <w:instrText xml:space="preserve"> PAGEREF _Toc226372422 \h </w:instrText>
-            </w:r>
-            <w:r>
-              <w:rPr>
-                <w:rFonts w:ascii="Space Grotesk" w:hAnsi="Space Grotesk"/>
-                <w:noProof/>
-                <w:webHidden/>
-              </w:rPr>
-            </w:r>
-            <w:r>
-              <w:rPr>
-                <w:rFonts w:ascii="Space Grotesk" w:hAnsi="Space Grotesk"/>
+                <w:noProof/>
+                <w:webHidden/>
+              </w:rPr>
+              <w:instrText xml:space="preserve"> PAGEREF _Toc226375122 \h </w:instrText>
+            </w:r>
+            <w:r>
+              <w:rPr>
+                <w:noProof/>
+                <w:webHidden/>
+              </w:rPr>
+            </w:r>
+            <w:r>
+              <w:rPr>
                 <w:noProof/>
                 <w:webHidden/>
               </w:rPr>
@@ -2441,15 +2425,13 @@
             </w:r>
             <w:r>
               <w:rPr>
-                <w:rFonts w:ascii="Space Grotesk" w:hAnsi="Space Grotesk"/>
-                <w:noProof/>
-                <w:webHidden/>
-              </w:rPr>
-              <w:t>10</w:t>
-            </w:r>
-            <w:r>
-              <w:rPr>
-                <w:rFonts w:ascii="Space Grotesk" w:hAnsi="Space Grotesk"/>
+                <w:noProof/>
+                <w:webHidden/>
+              </w:rPr>
+              <w:t>11</w:t>
+            </w:r>
+            <w:r>
+              <w:rPr>
                 <w:noProof/>
                 <w:webHidden/>
               </w:rPr>
@@ -2464,23 +2446,22 @@
               <w:tab w:val="left" w:pos="480"/>
             </w:tabs>
             <w:rPr>
-              <w:rFonts w:ascii="Space Grotesk" w:eastAsiaTheme="minorEastAsia" w:hAnsi="Space Grotesk"/>
+              <w:rFonts w:eastAsiaTheme="minorEastAsia"/>
               <w:noProof/>
               <w:lang w:eastAsia="en-GB"/>
             </w:rPr>
           </w:pPr>
-          <w:hyperlink w:anchor="_Toc226372423" w:history="1">
+          <w:hyperlink w:anchor="_Toc226375123" w:history="1">
             <w:r>
               <w:rPr>
                 <w:rStyle w:val="Hyperlink"/>
-                <w:rFonts w:ascii="Space Grotesk" w:hAnsi="Space Grotesk"/>
                 <w:noProof/>
               </w:rPr>
               <w:t>9.</w:t>
             </w:r>
             <w:r>
               <w:rPr>
-                <w:rFonts w:ascii="Space Grotesk" w:eastAsiaTheme="minorEastAsia" w:hAnsi="Space Grotesk"/>
+                <w:rFonts w:eastAsiaTheme="minorEastAsia"/>
                 <w:noProof/>
                 <w:lang w:eastAsia="en-GB"/>
               </w:rPr>
@@ -2489,14 +2470,12 @@
             <w:r>
               <w:rPr>
                 <w:rStyle w:val="Hyperlink"/>
-                <w:rFonts w:ascii="Space Grotesk" w:hAnsi="Space Grotesk"/>
-                <w:noProof/>
-              </w:rPr>
-              <w:t>Tehnologija</w:t>
-            </w:r>
-            <w:r>
-              <w:rPr>
-                <w:rFonts w:ascii="Space Grotesk" w:hAnsi="Space Grotesk"/>
+                <w:noProof/>
+              </w:rPr>
+              <w:t>Dokumentacija</w:t>
+            </w:r>
+            <w:r>
+              <w:rPr>
                 <w:noProof/>
                 <w:webHidden/>
               </w:rPr>
@@ -2504,7 +2483,6 @@
             </w:r>
             <w:r>
               <w:rPr>
-                <w:rFonts w:ascii="Space Grotesk" w:hAnsi="Space Grotesk"/>
                 <w:noProof/>
                 <w:webHidden/>
               </w:rPr>
@@ -2512,22 +2490,19 @@
             </w:r>
             <w:r>
               <w:rPr>
-                <w:rFonts w:ascii="Space Grotesk" w:hAnsi="Space Grotesk"/>
-                <w:noProof/>
-                <w:webHidden/>
-              </w:rPr>
-              <w:instrText xml:space="preserve"> PAGEREF _Toc226372423 \h </w:instrText>
-            </w:r>
-            <w:r>
-              <w:rPr>
-                <w:rFonts w:ascii="Space Grotesk" w:hAnsi="Space Grotesk"/>
-                <w:noProof/>
-                <w:webHidden/>
-              </w:rPr>
-            </w:r>
-            <w:r>
-              <w:rPr>
-                <w:rFonts w:ascii="Space Grotesk" w:hAnsi="Space Grotesk"/>
+                <w:noProof/>
+                <w:webHidden/>
+              </w:rPr>
+              <w:instrText xml:space="preserve"> PAGEREF _Toc226375123 \h </w:instrText>
+            </w:r>
+            <w:r>
+              <w:rPr>
+                <w:noProof/>
+                <w:webHidden/>
+              </w:rPr>
+            </w:r>
+            <w:r>
+              <w:rPr>
                 <w:noProof/>
                 <w:webHidden/>
               </w:rPr>
@@ -2535,15 +2510,13 @@
             </w:r>
             <w:r>
               <w:rPr>
-                <w:rFonts w:ascii="Space Grotesk" w:hAnsi="Space Grotesk"/>
-                <w:noProof/>
-                <w:webHidden/>
-              </w:rPr>
-              <w:t>10</w:t>
-            </w:r>
-            <w:r>
-              <w:rPr>
-                <w:rFonts w:ascii="Space Grotesk" w:hAnsi="Space Grotesk"/>
+                <w:noProof/>
+                <w:webHidden/>
+              </w:rPr>
+              <w:t>11</w:t>
+            </w:r>
+            <w:r>
+              <w:rPr>
                 <w:noProof/>
                 <w:webHidden/>
               </w:rPr>
@@ -2553,99 +2526,8 @@
         </w:p>
         <w:p>
           <w:pPr>
-            <w:pStyle w:val="TOC1"/>
-            <w:tabs>
-              <w:tab w:val="left" w:pos="720"/>
-            </w:tabs>
-            <w:rPr>
-              <w:rFonts w:ascii="Space Grotesk" w:eastAsiaTheme="minorEastAsia" w:hAnsi="Space Grotesk"/>
-              <w:noProof/>
-              <w:lang w:eastAsia="en-GB"/>
-            </w:rPr>
+            <w:jc w:val="both"/>
           </w:pPr>
-          <w:hyperlink w:anchor="_Toc226372424" w:history="1">
-            <w:r>
-              <w:rPr>
-                <w:rStyle w:val="Hyperlink"/>
-                <w:rFonts w:ascii="Space Grotesk" w:hAnsi="Space Grotesk"/>
-                <w:noProof/>
-              </w:rPr>
-              <w:t>10.</w:t>
-            </w:r>
-            <w:r>
-              <w:rPr>
-                <w:rFonts w:ascii="Space Grotesk" w:eastAsiaTheme="minorEastAsia" w:hAnsi="Space Grotesk"/>
-                <w:noProof/>
-                <w:lang w:eastAsia="en-GB"/>
-              </w:rPr>
-              <w:tab/>
-            </w:r>
-            <w:r>
-              <w:rPr>
-                <w:rStyle w:val="Hyperlink"/>
-                <w:rFonts w:ascii="Space Grotesk" w:hAnsi="Space Grotesk"/>
-                <w:noProof/>
-              </w:rPr>
-              <w:t>Dokumentacija</w:t>
-            </w:r>
-            <w:r>
-              <w:rPr>
-                <w:rFonts w:ascii="Space Grotesk" w:hAnsi="Space Grotesk"/>
-                <w:noProof/>
-                <w:webHidden/>
-              </w:rPr>
-              <w:tab/>
-            </w:r>
-            <w:r>
-              <w:rPr>
-                <w:rFonts w:ascii="Space Grotesk" w:hAnsi="Space Grotesk"/>
-                <w:noProof/>
-                <w:webHidden/>
-              </w:rPr>
-              <w:fldChar w:fldCharType="begin"/>
-            </w:r>
-            <w:r>
-              <w:rPr>
-                <w:rFonts w:ascii="Space Grotesk" w:hAnsi="Space Grotesk"/>
-                <w:noProof/>
-                <w:webHidden/>
-              </w:rPr>
-              <w:instrText xml:space="preserve"> PAGEREF _Toc226372424 \h </w:instrText>
-            </w:r>
-            <w:r>
-              <w:rPr>
-                <w:rFonts w:ascii="Space Grotesk" w:hAnsi="Space Grotesk"/>
-                <w:noProof/>
-                <w:webHidden/>
-              </w:rPr>
-            </w:r>
-            <w:r>
-              <w:rPr>
-                <w:rFonts w:ascii="Space Grotesk" w:hAnsi="Space Grotesk"/>
-                <w:noProof/>
-                <w:webHidden/>
-              </w:rPr>
-              <w:fldChar w:fldCharType="separate"/>
-            </w:r>
-            <w:r>
-              <w:rPr>
-                <w:rFonts w:ascii="Space Grotesk" w:hAnsi="Space Grotesk"/>
-                <w:noProof/>
-                <w:webHidden/>
-              </w:rPr>
-              <w:t>10</w:t>
-            </w:r>
-            <w:r>
-              <w:rPr>
-                <w:rFonts w:ascii="Space Grotesk" w:hAnsi="Space Grotesk"/>
-                <w:noProof/>
-                <w:webHidden/>
-              </w:rPr>
-              <w:fldChar w:fldCharType="end"/>
-            </w:r>
-          </w:hyperlink>
-        </w:p>
-        <w:p>
           <w:r>
             <w:rPr>
               <w:b/>
@@ -2663,15 +2545,18 @@
           <w:ilvl w:val="0"/>
           <w:numId w:val="0"/>
         </w:numPr>
+        <w:jc w:val="both"/>
       </w:pPr>
     </w:p>
     <w:p>
       <w:pPr>
         <w:pStyle w:val="TOCHeading"/>
-      </w:pPr>
-    </w:p>
-    <w:p>
-      <w:pPr>
+        <w:jc w:val="both"/>
+      </w:pPr>
+    </w:p>
+    <w:p>
+      <w:pPr>
+        <w:jc w:val="both"/>
         <w:rPr>
           <w:rFonts w:ascii="Space Grotesk" w:hAnsi="Space Grotesk"/>
           <w:lang w:val="sr-Latn-RS"/>
@@ -2688,19 +2573,21 @@
     <w:p>
       <w:pPr>
         <w:pStyle w:val="PSITitle"/>
-      </w:pPr>
-      <w:bookmarkStart w:id="3" w:name="_Toc226365913"/>
-      <w:bookmarkStart w:id="4" w:name="_Toc226372391"/>
+        <w:jc w:val="both"/>
+      </w:pPr>
+      <w:bookmarkStart w:id="4" w:name="_Toc226365913"/>
+      <w:bookmarkStart w:id="5" w:name="_Toc226375091"/>
       <w:r>
         <w:lastRenderedPageBreak/>
         <w:t>Tim</w:t>
       </w:r>
-      <w:bookmarkEnd w:id="3"/>
       <w:bookmarkEnd w:id="4"/>
+      <w:bookmarkEnd w:id="5"/>
     </w:p>
     <w:p>
       <w:pPr>
         <w:pStyle w:val="PSItext"/>
+        <w:jc w:val="both"/>
       </w:pPr>
       <w:r>
         <w:t xml:space="preserve">Članovi tima </w:t>
@@ -2723,6 +2610,7 @@
           <w:ilvl w:val="1"/>
           <w:numId w:val="13"/>
         </w:numPr>
+        <w:jc w:val="both"/>
       </w:pPr>
       <w:r>
         <w:t>Stevan Gnjato (</w:t>
@@ -2741,6 +2629,7 @@
           <w:ilvl w:val="1"/>
           <w:numId w:val="13"/>
         </w:numPr>
+        <w:jc w:val="both"/>
       </w:pPr>
       <w:r>
         <w:t>Andrej Čolić</w:t>
@@ -2753,6 +2642,7 @@
           <w:ilvl w:val="1"/>
           <w:numId w:val="13"/>
         </w:numPr>
+        <w:jc w:val="both"/>
       </w:pPr>
       <w:r>
         <w:t>Dimitrije Pešić</w:t>
@@ -2765,6 +2655,7 @@
           <w:ilvl w:val="1"/>
           <w:numId w:val="13"/>
         </w:numPr>
+        <w:jc w:val="both"/>
       </w:pPr>
       <w:r>
         <w:t>Nenad Skoković</w:t>
@@ -2774,35 +2665,39 @@
       <w:pPr>
         <w:pStyle w:val="PSItext"/>
         <w:ind w:left="1440"/>
+        <w:jc w:val="both"/>
       </w:pPr>
     </w:p>
     <w:p>
       <w:pPr>
         <w:pStyle w:val="PSITitle"/>
-      </w:pPr>
-      <w:bookmarkStart w:id="5" w:name="_Toc226365914"/>
-      <w:bookmarkStart w:id="6" w:name="_Toc226372392"/>
+        <w:jc w:val="both"/>
+      </w:pPr>
+      <w:bookmarkStart w:id="6" w:name="_Toc226365914"/>
+      <w:bookmarkStart w:id="7" w:name="_Toc226375092"/>
       <w:r>
         <w:t>Uvod</w:t>
       </w:r>
-      <w:bookmarkEnd w:id="5"/>
       <w:bookmarkEnd w:id="6"/>
+      <w:bookmarkEnd w:id="7"/>
     </w:p>
     <w:p>
       <w:pPr>
         <w:pStyle w:val="PSISubtitle"/>
-      </w:pPr>
-      <w:bookmarkStart w:id="7" w:name="_Toc226365915"/>
-      <w:bookmarkStart w:id="8" w:name="_Toc226372393"/>
+        <w:jc w:val="both"/>
+      </w:pPr>
+      <w:bookmarkStart w:id="8" w:name="_Toc226365915"/>
+      <w:bookmarkStart w:id="9" w:name="_Toc226375093"/>
       <w:r>
         <w:t>Rezime</w:t>
       </w:r>
-      <w:bookmarkEnd w:id="7"/>
       <w:bookmarkEnd w:id="8"/>
+      <w:bookmarkEnd w:id="9"/>
     </w:p>
     <w:p>
       <w:pPr>
         <w:pStyle w:val="PSItext"/>
+        <w:jc w:val="both"/>
       </w:pPr>
       <w:r>
         <w:t>Projekat tikimiki je deo praktične nastave na predmetu Principi softverskog inženjerstva. Aplikacija je namenjena svima koji učestvuju u organizaciji ili izvođenju hakathona - kako takmičarima koji traže relevantne događaje i saradnike, tako i organizatorima kojima je potreban efikasan alat za upravljanje celim procesom. Platforma uvozi podatke o aktuelnim takmičenjima u realnom vremenu, verifikuje tehničke veštine učesnika putem GitHub integracije i koristi AI za predlaganje optimalnih timova.</w:t>
@@ -2811,18 +2706,20 @@
     <w:p>
       <w:pPr>
         <w:pStyle w:val="PSISubtitle"/>
-      </w:pPr>
-      <w:bookmarkStart w:id="9" w:name="_Toc226365916"/>
-      <w:bookmarkStart w:id="10" w:name="_Toc226372394"/>
+        <w:jc w:val="both"/>
+      </w:pPr>
+      <w:bookmarkStart w:id="10" w:name="_Toc226365916"/>
+      <w:bookmarkStart w:id="11" w:name="_Toc226375094"/>
       <w:r>
         <w:t>Namena dokumenta i ciljna grupa</w:t>
       </w:r>
-      <w:bookmarkEnd w:id="9"/>
       <w:bookmarkEnd w:id="10"/>
+      <w:bookmarkEnd w:id="11"/>
     </w:p>
     <w:p>
       <w:pPr>
         <w:pStyle w:val="PSItext"/>
+        <w:jc w:val="both"/>
         <w:rPr>
           <w:lang w:val="en-GB"/>
         </w:rPr>
@@ -2843,18 +2740,20 @@
     <w:p>
       <w:pPr>
         <w:pStyle w:val="PSISubtitle"/>
-      </w:pPr>
-      <w:bookmarkStart w:id="11" w:name="_Toc226365917"/>
-      <w:bookmarkStart w:id="12" w:name="_Toc226372395"/>
+        <w:jc w:val="both"/>
+      </w:pPr>
+      <w:bookmarkStart w:id="12" w:name="_Toc226365917"/>
+      <w:bookmarkStart w:id="13" w:name="_Toc226375095"/>
       <w:r>
         <w:t>Opis problema</w:t>
       </w:r>
-      <w:bookmarkEnd w:id="11"/>
       <w:bookmarkEnd w:id="12"/>
+      <w:bookmarkEnd w:id="13"/>
     </w:p>
     <w:p>
       <w:pPr>
         <w:pStyle w:val="PSItext"/>
+        <w:jc w:val="both"/>
       </w:pPr>
       <w:r>
         <w:t xml:space="preserve">Hakathon ekosistem je trenutno rasut i neorganizovan. Takmičar koji želi da učestvuje mora sam da pronađe odgovarajući događaj, samostalno potraži saradnike i napravi tim, a sve to bez ikakve garancije da će okupiti ljude sa pravim veštinama za konkretan izazov. Profili učesnika su uglavnom samodeklarisani i neverifikovani, što otežava procenu stvarnih tehničkih sposobnosti. Pored toga, učestvovanje na samim događajima takođe nije jednostavno. </w:t>
@@ -2875,45 +2774,42 @@
         <w:rPr>
           <w:lang w:val="en-GB"/>
         </w:rPr>
-        <w:t xml:space="preserve">Bez jedinstvene platforme koja </w:t>
-      </w:r>
-      <w:r>
-        <w:rPr>
-          <w:lang w:val="en-GB"/>
-        </w:rPr>
+        <w:t>Bez jedinstvene platforme koja objedinjuje te procese, deo energije koji bi trebalo da bude usmeren na sam projekat troši se na organizacionu logistiku.</w:t>
+      </w:r>
+    </w:p>
+    <w:p>
+      <w:pPr>
+        <w:pStyle w:val="PSItext"/>
+        <w:jc w:val="both"/>
+      </w:pPr>
+      <w:r>
         <w:lastRenderedPageBreak/>
-        <w:t>objedinjuje te procese, deo energije koji bi trebalo da bude usmeren na sam projekat troši se na organizacionu logistiku.</w:t>
-      </w:r>
+        <w:t>Organizatori, sa svoje strane, nemaju centralizovan alat za upravljanje prijavama. Selekcija učesnika svodi se na ručni pregled formulara, što je vremenski zahtevno i podložno subjektivnim odlukama. Tokom samog takmičenja nema sistemskog uvida u napredak timova, a po završetku hakathona projekti ostaju bez vidljivosti</w:t>
+      </w:r>
+      <w:r>
+        <w:t>:</w:t>
+      </w:r>
+      <w:r>
+        <w:t xml:space="preserve"> bez mehanizma koji bi ih predstavio poslodavcima ili investitorima.</w:t>
+      </w:r>
+    </w:p>
+    <w:p>
+      <w:pPr>
+        <w:pStyle w:val="PSISubtitle"/>
+        <w:jc w:val="both"/>
+      </w:pPr>
+      <w:bookmarkStart w:id="14" w:name="_Toc226365918"/>
+      <w:bookmarkStart w:id="15" w:name="_Toc226375096"/>
+      <w:r>
+        <w:t>Opis sistema</w:t>
+      </w:r>
+      <w:bookmarkEnd w:id="14"/>
+      <w:bookmarkEnd w:id="15"/>
     </w:p>
     <w:p>
       <w:pPr>
         <w:pStyle w:val="PSItext"/>
-      </w:pPr>
-      <w:r>
-        <w:t>Organizatori, sa svoje strane, nemaju centralizovan alat za upravljanje prijavama. Selekcija učesnika svodi se na ručni pregled formulara, što je vremenski zahtevno i podložno subjektivnim odlukama. Tokom samog takmičenja nema sistemskog uvida u napredak timova, a po završetku hakathona projekti ostaju bez vidljivosti</w:t>
-      </w:r>
-      <w:r>
-        <w:t>:</w:t>
-      </w:r>
-      <w:r>
-        <w:t xml:space="preserve"> bez mehanizma koji bi ih predstavio poslodavcima ili investitorima.</w:t>
-      </w:r>
-    </w:p>
-    <w:p>
-      <w:pPr>
-        <w:pStyle w:val="PSISubtitle"/>
-      </w:pPr>
-      <w:bookmarkStart w:id="13" w:name="_Toc226365918"/>
-      <w:bookmarkStart w:id="14" w:name="_Toc226372396"/>
-      <w:r>
-        <w:t>Opis sistema</w:t>
-      </w:r>
-      <w:bookmarkEnd w:id="13"/>
-      <w:bookmarkEnd w:id="14"/>
-    </w:p>
-    <w:p>
-      <w:pPr>
-        <w:pStyle w:val="PSItext"/>
+        <w:jc w:val="both"/>
       </w:pPr>
       <w:r>
         <w:rPr>
@@ -2940,12 +2836,25 @@
         <w:t>,</w:t>
       </w:r>
       <w:r>
-        <w:t xml:space="preserve"> od pronalaska događaja i formiranja tima, kroz aktivnu podršku tokom takmičenja, do karijernih ishoda koji iz njega mogu proistići.</w:t>
+        <w:t xml:space="preserve"> od </w:t>
+      </w:r>
+      <w:r>
+        <w:t>kreiranja</w:t>
+      </w:r>
+      <w:r>
+        <w:t xml:space="preserve"> događaja</w:t>
+      </w:r>
+      <w:r>
+        <w:t>, pronalaska istih</w:t>
+      </w:r>
+      <w:r>
+        <w:t xml:space="preserve"> i formiranja tima, kroz aktivnu podršku tokom takmičenja, do karijernih ishoda koji iz njega mogu proistići.</w:t>
       </w:r>
     </w:p>
     <w:p>
       <w:pPr>
         <w:pStyle w:val="PSItext"/>
+        <w:jc w:val="both"/>
       </w:pPr>
       <w:r>
         <w:t>Takmičari kreiraju profil koji se automatski popunjava na osnovu GitHub aktivnosti, pronalaze odgovarajuće hakathone putem pretrage po veštinama, lokaciji i nagradi, i formiraju timove uz pomoć AI sistema za matching. Svaki hakathon na platformi dolazi sa ugrađenim serverom za komunikaciju koji okuplja sve učesnike na jednom mestu, elimišući potrebu za eksternim alatima.</w:t>
@@ -2954,6 +2863,7 @@
     <w:p>
       <w:pPr>
         <w:pStyle w:val="PSItext"/>
+        <w:jc w:val="both"/>
       </w:pPr>
       <w:r>
         <w:t>Organizatorima je na raspolaganju kompletan set alata</w:t>
@@ -2968,6 +2878,7 @@
     <w:p>
       <w:pPr>
         <w:pStyle w:val="PSItext"/>
+        <w:jc w:val="both"/>
       </w:pPr>
       <w:r>
         <w:t>Po završetku takmičenja, projekti dobijaju trajnu vidljivost kroz portfolio stranicu, a učesnici koji to žele mogu svoj profil učiniti dostupnim kompanijama platforme koje aktivno regrutuju.</w:t>
@@ -2976,35 +2887,39 @@
     <w:p>
       <w:pPr>
         <w:pStyle w:val="PSItext"/>
+        <w:jc w:val="both"/>
       </w:pPr>
     </w:p>
     <w:p>
       <w:pPr>
         <w:pStyle w:val="PSITitle"/>
-      </w:pPr>
-      <w:bookmarkStart w:id="15" w:name="_Toc226365919"/>
-      <w:bookmarkStart w:id="16" w:name="_Toc226372397"/>
+        <w:jc w:val="both"/>
+      </w:pPr>
+      <w:bookmarkStart w:id="16" w:name="_Toc226365919"/>
+      <w:bookmarkStart w:id="17" w:name="_Toc226375097"/>
       <w:r>
         <w:t>Vrste korisnika</w:t>
       </w:r>
-      <w:bookmarkEnd w:id="15"/>
       <w:bookmarkEnd w:id="16"/>
+      <w:bookmarkEnd w:id="17"/>
     </w:p>
     <w:p>
       <w:pPr>
         <w:pStyle w:val="PSISubtitle"/>
-      </w:pPr>
-      <w:bookmarkStart w:id="17" w:name="_Toc226365920"/>
-      <w:bookmarkStart w:id="18" w:name="_Toc226372398"/>
+        <w:jc w:val="both"/>
+      </w:pPr>
+      <w:bookmarkStart w:id="18" w:name="_Toc226365920"/>
+      <w:bookmarkStart w:id="19" w:name="_Toc226375098"/>
       <w:r>
         <w:t>Gost</w:t>
       </w:r>
-      <w:bookmarkEnd w:id="17"/>
       <w:bookmarkEnd w:id="18"/>
+      <w:bookmarkEnd w:id="19"/>
     </w:p>
     <w:p>
       <w:pPr>
         <w:pStyle w:val="PSItext"/>
+        <w:jc w:val="both"/>
       </w:pPr>
       <w:r>
         <w:t>Gost je korisnik koji pristupa platformi bez registracije. Ima mogućnost da pregleda listu nadolazećih hakathona</w:t>
@@ -3034,38 +2949,62 @@
     <w:p>
       <w:pPr>
         <w:pStyle w:val="PSISubtitle"/>
-      </w:pPr>
-      <w:bookmarkStart w:id="19" w:name="_Toc226365921"/>
-      <w:bookmarkStart w:id="20" w:name="_Toc226372399"/>
+        <w:jc w:val="both"/>
+      </w:pPr>
+      <w:bookmarkStart w:id="20" w:name="_Toc226365921"/>
+      <w:bookmarkStart w:id="21" w:name="_Toc226375099"/>
       <w:r>
         <w:t>Član</w:t>
       </w:r>
-      <w:bookmarkEnd w:id="19"/>
       <w:bookmarkEnd w:id="20"/>
+      <w:bookmarkEnd w:id="21"/>
     </w:p>
     <w:p>
       <w:pPr>
         <w:pStyle w:val="PSItext"/>
-      </w:pPr>
-      <w:r>
-        <w:t xml:space="preserve">Član je registrovani korisnik platforme sa punim pristupom svim korisničkim funkcionalnostima. Poseduje personalizovan profil koji </w:t>
+        <w:jc w:val="both"/>
+      </w:pPr>
+      <w:r>
+        <w:t xml:space="preserve">Član je registrovani korisnik platforme sa punim pristupom svim korisničkim funkcionalnostima. Poseduje personalizovan profil koji uključuje korisničko ime, profilnu sliku, opis, istoriju učešća na </w:t>
       </w:r>
       <w:r>
         <w:lastRenderedPageBreak/>
-        <w:t>uključuje korisničko ime, profilnu sliku, opis, istoriju učešća na hakathonima, osvojene bedževe i poene. Može pretraživati i pregledati ostale korisnike, dopisivati se sa njima i prijavljivati se na hakathone.</w:t>
+        <w:t>hakathonima, osvojene bedževe i poene. Može pretraživati i pregledati ostale korisnike, dopisivati se sa njima i prijavljivati se na hakathone.</w:t>
       </w:r>
     </w:p>
     <w:p>
       <w:pPr>
         <w:pStyle w:val="PSItext"/>
-      </w:pPr>
-      <w:r>
-        <w:t>U zavisnosti od hakathona na kojem učestvuje, član može imati jednu od dve uloge: takmičar ili moderator. Kao takmičar, prijavljuje se na događaj, formira tim i učestvuje u takmičenju. Kao moderator, pomaže u vođenju događaja, upravljanju prijavama i komunikaciji sa učesnicima. Ulogu moderatora dodeljuje organizator hakathona po sopstvenom nahođenju.</w:t>
+        <w:jc w:val="both"/>
+      </w:pPr>
+      <w:r>
+        <w:t xml:space="preserve">U zavisnosti od hakathona na kojem učestvuje, član može imati jednu od dve uloge: </w:t>
+      </w:r>
+      <w:r>
+        <w:rPr>
+          <w:b/>
+          <w:bCs/>
+        </w:rPr>
+        <w:t>takmičar</w:t>
+      </w:r>
+      <w:r>
+        <w:t xml:space="preserve"> ili </w:t>
+      </w:r>
+      <w:r>
+        <w:rPr>
+          <w:b/>
+          <w:bCs/>
+        </w:rPr>
+        <w:t>moderator</w:t>
+      </w:r>
+      <w:r>
+        <w:t>. Kao takmičar, prijavljuje se na događaj, formira tim i učestvuje u takmičenju. Kao moderator, pomaže u vođenju događaja, upravljanju prijavama i komunikaciji sa učesnicima. Ulogu moderatora dodeljuje organizator hakathona po sopstvenom nahođenju.</w:t>
       </w:r>
     </w:p>
     <w:p>
       <w:pPr>
         <w:pStyle w:val="PSItext"/>
+        <w:jc w:val="both"/>
       </w:pPr>
       <w:r>
         <w:t>Član može aktivirati premium status, koji otključava napredne opcije personalizacije profila kao što su postavljanje animovanih GIF-ova za profilnu sliku i baner, prilagođenu boju korisničkog imena i pristup ekskluzivnim vizuelnim elementima koji nisu dostupni standardnim nalozima. Premium status ne utiče na funkcionalne privilegije unutar hakathona, već je isključivo vezan za izgled i personalizaciju profila.</w:t>
@@ -3074,18 +3013,20 @@
     <w:p>
       <w:pPr>
         <w:pStyle w:val="PSISubtitle"/>
-      </w:pPr>
-      <w:bookmarkStart w:id="21" w:name="_Toc226365922"/>
-      <w:bookmarkStart w:id="22" w:name="_Toc226372400"/>
+        <w:jc w:val="both"/>
+      </w:pPr>
+      <w:bookmarkStart w:id="22" w:name="_Toc226365922"/>
+      <w:bookmarkStart w:id="23" w:name="_Toc226375100"/>
       <w:r>
         <w:t>Organizacija</w:t>
       </w:r>
-      <w:bookmarkEnd w:id="21"/>
       <w:bookmarkEnd w:id="22"/>
+      <w:bookmarkEnd w:id="23"/>
     </w:p>
     <w:p>
       <w:pPr>
         <w:pStyle w:val="PSItext"/>
+        <w:jc w:val="both"/>
       </w:pPr>
       <w:r>
         <w:t>Organizacija je nalog koji predstavlja kompaniju, instituciju ili grupu koja organizuje hakathone na platformi. Pre nego što stekne pravo kreiranja događaja, nalog organizacije mora proći proces verifikacije od strane administratora sistema, čime se obezbeđuje autentičnost i kredibilitet objavljenih hakathona. Organizacija ima najveće privilegije upravljanja nad hakathonima koje kreira.</w:t>
@@ -3094,6 +3035,7 @@
     <w:p>
       <w:pPr>
         <w:pStyle w:val="PSItext"/>
+        <w:jc w:val="both"/>
       </w:pPr>
       <w:r>
         <w:t>Po završetku hakathona, organizacija je obavezna da sistemu dostavi zvanične rezultate takmičara. Na osnovu tih podataka, platforma ažurira profile učesnika</w:t>
@@ -3108,18 +3050,20 @@
     <w:p>
       <w:pPr>
         <w:pStyle w:val="PSISubtitle"/>
-      </w:pPr>
-      <w:bookmarkStart w:id="23" w:name="_Toc226365923"/>
-      <w:bookmarkStart w:id="24" w:name="_Toc226372401"/>
+        <w:jc w:val="both"/>
+      </w:pPr>
+      <w:bookmarkStart w:id="24" w:name="_Toc226365923"/>
+      <w:bookmarkStart w:id="25" w:name="_Toc226375101"/>
       <w:r>
         <w:t>Administrator</w:t>
       </w:r>
-      <w:bookmarkEnd w:id="23"/>
       <w:bookmarkEnd w:id="24"/>
+      <w:bookmarkEnd w:id="25"/>
     </w:p>
     <w:p>
       <w:pPr>
         <w:pStyle w:val="PSItext"/>
+        <w:jc w:val="both"/>
       </w:pPr>
       <w:r>
         <w:t>Administrator je korisnik sa najvišim nivoom pristupa u sistemu. Njegova primarna odgovornost je verifikacija organizacija. On pregleda zahteve za registraciju i odlučuje da li će nalog organizacije biti odobren ili odbijen.</w:t>
@@ -3128,6 +3072,7 @@
     <w:p>
       <w:pPr>
         <w:pStyle w:val="PSItext"/>
+        <w:jc w:val="both"/>
         <w:rPr>
           <w:lang w:val="en-GB"/>
         </w:rPr>
@@ -3154,6 +3099,7 @@
     <w:p>
       <w:pPr>
         <w:pStyle w:val="PSItext"/>
+        <w:jc w:val="both"/>
       </w:pPr>
       <w:r>
         <w:t>Administrator je jedini koji ima pristup sistemskim podešavanjima platforme i praćenju metrika korišćenja sistema.</w:t>
@@ -3162,36 +3108,48 @@
     <w:p>
       <w:pPr>
         <w:pStyle w:val="PSItext"/>
+        <w:jc w:val="both"/>
       </w:pPr>
     </w:p>
     <w:p>
       <w:pPr>
         <w:pStyle w:val="PSITitle"/>
-      </w:pPr>
-      <w:bookmarkStart w:id="25" w:name="_Toc226329660"/>
-      <w:bookmarkStart w:id="26" w:name="_Toc226365924"/>
-      <w:bookmarkStart w:id="27" w:name="_Toc226372402"/>
+        <w:jc w:val="both"/>
+      </w:pPr>
+      <w:bookmarkStart w:id="26" w:name="_Toc226329660"/>
+      <w:bookmarkStart w:id="27" w:name="_Toc226365924"/>
+      <w:bookmarkStart w:id="28" w:name="_Toc226375102"/>
       <w:r>
         <w:lastRenderedPageBreak/>
         <w:t>Funkcionalnosti</w:t>
       </w:r>
-      <w:bookmarkEnd w:id="25"/>
       <w:bookmarkEnd w:id="26"/>
       <w:bookmarkEnd w:id="27"/>
+      <w:bookmarkEnd w:id="28"/>
     </w:p>
     <w:p>
       <w:pPr>
         <w:pStyle w:val="PSISubtitle"/>
-      </w:pPr>
-      <w:bookmarkStart w:id="28" w:name="_Toc226372403"/>
-      <w:r>
-        <w:t>Registracija i autentikacija</w:t>
-      </w:r>
-      <w:bookmarkEnd w:id="28"/>
+        <w:jc w:val="both"/>
+      </w:pPr>
+      <w:bookmarkStart w:id="29" w:name="_Toc226372403"/>
+      <w:bookmarkStart w:id="30" w:name="_Toc226375103"/>
+      <w:r>
+        <w:t>Registracija i autenti</w:t>
+      </w:r>
+      <w:r>
+        <w:t>fi</w:t>
+      </w:r>
+      <w:r>
+        <w:t>kacija</w:t>
+      </w:r>
+      <w:bookmarkEnd w:id="29"/>
+      <w:bookmarkEnd w:id="30"/>
     </w:p>
     <w:p>
       <w:pPr>
         <w:pStyle w:val="PSItext"/>
+        <w:jc w:val="both"/>
       </w:pPr>
       <w:r>
         <w:t>N</w:t>
@@ -3239,16 +3197,20 @@
     <w:p>
       <w:pPr>
         <w:pStyle w:val="PSISubtitle"/>
-      </w:pPr>
-      <w:bookmarkStart w:id="29" w:name="_Toc226372404"/>
+        <w:jc w:val="both"/>
+      </w:pPr>
+      <w:bookmarkStart w:id="31" w:name="_Toc226372404"/>
+      <w:bookmarkStart w:id="32" w:name="_Toc226375104"/>
       <w:r>
         <w:t>Verifikacija organizacije</w:t>
       </w:r>
-      <w:bookmarkEnd w:id="29"/>
+      <w:bookmarkEnd w:id="31"/>
+      <w:bookmarkEnd w:id="32"/>
     </w:p>
     <w:p>
       <w:pPr>
         <w:pStyle w:val="PSItext"/>
+        <w:jc w:val="both"/>
       </w:pPr>
       <w:r>
         <w:t>Novokreirani nalog organizacije prolazi kroz proces verifikacije pre nego što stekne pravo objavljivanja hakathona. Zahtev za verifikacijom automatski se prosleđuje administratoru koji pregleda dostavljene podatke i donosi odluku o odobravanju. Organizacija dobija obaveštenje o ishodu verifikacije.</w:t>
@@ -3257,16 +3219,20 @@
     <w:p>
       <w:pPr>
         <w:pStyle w:val="PSISubtitle"/>
-      </w:pPr>
-      <w:bookmarkStart w:id="30" w:name="_Toc226372405"/>
+        <w:jc w:val="both"/>
+      </w:pPr>
+      <w:bookmarkStart w:id="33" w:name="_Toc226372405"/>
+      <w:bookmarkStart w:id="34" w:name="_Toc226375105"/>
       <w:r>
         <w:t>Izmena profila</w:t>
       </w:r>
-      <w:bookmarkEnd w:id="30"/>
+      <w:bookmarkEnd w:id="33"/>
+      <w:bookmarkEnd w:id="34"/>
     </w:p>
     <w:p>
       <w:pPr>
         <w:pStyle w:val="PSItext"/>
+        <w:jc w:val="both"/>
       </w:pPr>
       <w:r>
         <w:t>Svaki član može uređivati sopstveni profil — menjati korisničko ime, lozinku, profilnu sliku, baner i opis. Premium članovi dodatno mogu postaviti animovane GIF-ove za profilnu sliku i baner, kao i izabrati prilagođenu boju korisničkog imena. Profil prikazuje istoriju učešća na hakathonima, osvojene bedževe i ukupan broj poena.</w:t>
@@ -3275,19 +3241,39 @@
     <w:p>
       <w:pPr>
         <w:pStyle w:val="PSISubtitle"/>
-      </w:pPr>
-      <w:bookmarkStart w:id="31" w:name="_Toc226372406"/>
-      <w:r>
-        <w:t>Feed</w:t>
-      </w:r>
-      <w:bookmarkEnd w:id="31"/>
+        <w:jc w:val="both"/>
+      </w:pPr>
+      <w:bookmarkStart w:id="35" w:name="_Toc226375106"/>
+      <w:r>
+        <w:t>Početna strana</w:t>
+      </w:r>
+      <w:bookmarkEnd w:id="35"/>
     </w:p>
     <w:p>
       <w:pPr>
         <w:pStyle w:val="PSItext"/>
-      </w:pPr>
-      <w:r>
-        <w:t>Korisnici imaju pristup personalozovanom feedu na kojem se prikazuju objave drugih korisnika, najave hakathona i novosti sa platforme. Svaki registrovani korisnik može postavljati sopstveni sadržaj na feed</w:t>
+        <w:jc w:val="both"/>
+      </w:pPr>
+      <w:r>
+        <w:t>Korisnici imaju pristup personalozovano</w:t>
+      </w:r>
+      <w:r>
+        <w:t>j</w:t>
+      </w:r>
+      <w:r>
+        <w:t xml:space="preserve"> </w:t>
+      </w:r>
+      <w:r>
+        <w:t>početnoj strani</w:t>
+      </w:r>
+      <w:r>
+        <w:t xml:space="preserve"> na koj</w:t>
+      </w:r>
+      <w:r>
+        <w:t>oj</w:t>
+      </w:r>
+      <w:r>
+        <w:t xml:space="preserve"> se prikazuju objave drugih korisnika, najave hakathona i novosti sa platforme. Svaki registrovani korisnik može postavljati sopstveni sadržaj na feed</w:t>
       </w:r>
       <w:r>
         <w:t xml:space="preserve"> uključujući </w:t>
@@ -3299,16 +3285,20 @@
     <w:p>
       <w:pPr>
         <w:pStyle w:val="PSISubtitle"/>
-      </w:pPr>
-      <w:bookmarkStart w:id="32" w:name="_Toc226372407"/>
+        <w:jc w:val="both"/>
+      </w:pPr>
+      <w:bookmarkStart w:id="36" w:name="_Toc226372407"/>
+      <w:bookmarkStart w:id="37" w:name="_Toc226375107"/>
       <w:r>
         <w:t>Pretraga</w:t>
       </w:r>
-      <w:bookmarkEnd w:id="32"/>
+      <w:bookmarkEnd w:id="36"/>
+      <w:bookmarkEnd w:id="37"/>
     </w:p>
     <w:p>
       <w:pPr>
         <w:pStyle w:val="PSItext"/>
+        <w:jc w:val="both"/>
       </w:pPr>
       <w:r>
         <w:t>Platforma nudi objedinjenu pretragu koja pokriva korisnike, organizacije i hakathone. Rezultati se mogu filtrirati po relevantnim kriterijumima</w:t>
@@ -3323,16 +3313,20 @@
     <w:p>
       <w:pPr>
         <w:pStyle w:val="PSISubtitle"/>
-      </w:pPr>
-      <w:bookmarkStart w:id="33" w:name="_Toc226372408"/>
+        <w:jc w:val="both"/>
+      </w:pPr>
+      <w:bookmarkStart w:id="38" w:name="_Toc226372408"/>
+      <w:bookmarkStart w:id="39" w:name="_Toc226375108"/>
       <w:r>
         <w:t>Dopisivanje i grupna ćaskanja</w:t>
       </w:r>
-      <w:bookmarkEnd w:id="33"/>
+      <w:bookmarkEnd w:id="38"/>
+      <w:bookmarkEnd w:id="39"/>
     </w:p>
     <w:p>
       <w:pPr>
         <w:pStyle w:val="PSItext"/>
+        <w:jc w:val="both"/>
       </w:pPr>
       <w:r>
         <w:lastRenderedPageBreak/>
@@ -3342,34 +3336,51 @@
     <w:p>
       <w:pPr>
         <w:pStyle w:val="PSISubtitle"/>
-      </w:pPr>
-      <w:bookmarkStart w:id="34" w:name="_Toc226372409"/>
-      <w:r>
-        <w:t>Kreiranje i upravljanje hakathona</w:t>
-      </w:r>
-      <w:bookmarkEnd w:id="34"/>
+        <w:jc w:val="both"/>
+      </w:pPr>
+      <w:bookmarkStart w:id="40" w:name="_Toc226372409"/>
+      <w:bookmarkStart w:id="41" w:name="_Toc226375109"/>
+      <w:r>
+        <w:t>Kreiranje i upravljanje hakathon</w:t>
+      </w:r>
+      <w:bookmarkEnd w:id="40"/>
+      <w:r>
+        <w:t>ima</w:t>
+      </w:r>
+      <w:bookmarkEnd w:id="41"/>
     </w:p>
     <w:p>
       <w:pPr>
         <w:pStyle w:val="PSItext"/>
-      </w:pPr>
-      <w:r>
-        <w:t>Verifikovane organizacije mogu kreirati hakathone definisanjem svih relevantnih detalja — naziva, opisa, izazova, nagrada, vremenskog okvira, maksimalnog broja učesnika i tipa događaja (virtuelni ili fizički). Za fizičke hakathone podržana je integracija sa Google Maps servisom radi preciznog navođenja lokacije. Organizacija tokom trajanja hakathona upravlja prijavama učesnika, dodeljuje uloge moderatora i prati aktivnost timova.</w:t>
+        <w:jc w:val="both"/>
+      </w:pPr>
+      <w:r>
+        <w:t xml:space="preserve">Verifikovane organizacije mogu kreirati hakathone definisanjem svih relevantnih detalja </w:t>
+      </w:r>
+      <w:r>
+        <w:t>-</w:t>
+      </w:r>
+      <w:r>
+        <w:t xml:space="preserve"> naziva, opisa, izazova, nagrada, vremenskog okvira, maksimalnog broja učesnika i tipa događaja (virtuelni ili fizički). Za fizičke hakathone podržana je integracija sa Google Maps servisom radi preciznog navođenja lokacije. Organizacija tokom trajanja hakathona upravlja prijavama učesnika, dodeljuje uloge moderatora i prati aktivnost timova.</w:t>
       </w:r>
     </w:p>
     <w:p>
       <w:pPr>
         <w:pStyle w:val="PSISubtitle"/>
-      </w:pPr>
-      <w:bookmarkStart w:id="35" w:name="_Toc226372410"/>
+        <w:jc w:val="both"/>
+      </w:pPr>
+      <w:bookmarkStart w:id="42" w:name="_Toc226372410"/>
+      <w:bookmarkStart w:id="43" w:name="_Toc226375110"/>
       <w:r>
         <w:t>Serveri za komunikaciju</w:t>
       </w:r>
-      <w:bookmarkEnd w:id="35"/>
+      <w:bookmarkEnd w:id="42"/>
+      <w:bookmarkEnd w:id="43"/>
     </w:p>
     <w:p>
       <w:pPr>
         <w:pStyle w:val="PSItext"/>
+        <w:jc w:val="both"/>
       </w:pPr>
       <w:r>
         <w:t>Svakim kreiranjem hakathona automatski se generiše namenski server za komunikaciju unutar platforme. Server dolazi sa predefinisanim kanalima</w:t>
@@ -3399,16 +3410,20 @@
     <w:p>
       <w:pPr>
         <w:pStyle w:val="PSISubtitle"/>
-      </w:pPr>
-      <w:bookmarkStart w:id="36" w:name="_Toc226372411"/>
+        <w:jc w:val="both"/>
+      </w:pPr>
+      <w:bookmarkStart w:id="44" w:name="_Toc226372411"/>
+      <w:bookmarkStart w:id="45" w:name="_Toc226375111"/>
       <w:r>
         <w:t>Prijavljivanje na hackathon</w:t>
       </w:r>
-      <w:bookmarkEnd w:id="36"/>
+      <w:bookmarkEnd w:id="44"/>
+      <w:bookmarkEnd w:id="45"/>
     </w:p>
     <w:p>
       <w:pPr>
         <w:pStyle w:val="PSItext"/>
+        <w:jc w:val="both"/>
       </w:pPr>
       <w:r>
         <w:t>Članovi se mogu prijaviti na hakathon direktno sa stranice događaja. Prilikom prijave, korisnik dobija opciju da termin hakathona doda u sopstveni kalendar putem Google Calendar ili Apple Calendar integracije. Status prijave vidljiv je na korisničkom profilu i može biti u stanju čekanja, odobren ili odbijen.</w:t>
@@ -3423,16 +3438,20 @@
     <w:p>
       <w:pPr>
         <w:pStyle w:val="PSISubtitle"/>
-      </w:pPr>
-      <w:bookmarkStart w:id="37" w:name="_Toc226372412"/>
+        <w:jc w:val="both"/>
+      </w:pPr>
+      <w:bookmarkStart w:id="46" w:name="_Toc226372412"/>
+      <w:bookmarkStart w:id="47" w:name="_Toc226375112"/>
       <w:r>
         <w:t>Odobravanje takmičara</w:t>
       </w:r>
-      <w:bookmarkEnd w:id="37"/>
+      <w:bookmarkEnd w:id="46"/>
+      <w:bookmarkEnd w:id="47"/>
     </w:p>
     <w:p>
       <w:pPr>
         <w:pStyle w:val="PSItext"/>
+        <w:jc w:val="both"/>
       </w:pPr>
       <w:r>
         <w:t>Organizacija pregleda pristigle prijave i odlučuje koje će učesnike primiti na hakathon. Pregled prijava podržan je filterima po veštinama i GitHub aktivnosti kako bi selekcija bila što efikasnija. Podnosilac prijave dobija obaveštenje o odluci organizacije.</w:t>
@@ -3441,16 +3460,20 @@
     <w:p>
       <w:pPr>
         <w:pStyle w:val="PSISubtitle"/>
-      </w:pPr>
-      <w:bookmarkStart w:id="38" w:name="_Toc226372413"/>
+        <w:jc w:val="both"/>
+      </w:pPr>
+      <w:bookmarkStart w:id="48" w:name="_Toc226372413"/>
+      <w:bookmarkStart w:id="49" w:name="_Toc226375113"/>
       <w:r>
         <w:t>AI uparivanje timova</w:t>
       </w:r>
-      <w:bookmarkEnd w:id="38"/>
+      <w:bookmarkEnd w:id="48"/>
+      <w:bookmarkEnd w:id="49"/>
     </w:p>
     <w:p>
       <w:pPr>
         <w:pStyle w:val="PSItext"/>
+        <w:jc w:val="both"/>
       </w:pPr>
       <w:r>
         <w:t>Ukoliko takmičar nema tim, sistem n</w:t>
@@ -3468,20 +3491,30 @@
     <w:p>
       <w:pPr>
         <w:pStyle w:val="PSISubtitle"/>
-      </w:pPr>
-      <w:bookmarkStart w:id="39" w:name="_Toc226372414"/>
+        <w:jc w:val="both"/>
+      </w:pPr>
+      <w:bookmarkStart w:id="50" w:name="_Toc226372414"/>
+      <w:bookmarkStart w:id="51" w:name="_Toc226375114"/>
       <w:r>
         <w:t>Podnošenje rezultata</w:t>
       </w:r>
-      <w:bookmarkEnd w:id="39"/>
+      <w:bookmarkEnd w:id="50"/>
+      <w:bookmarkEnd w:id="51"/>
     </w:p>
     <w:p>
       <w:pPr>
         <w:pStyle w:val="PSItext"/>
+        <w:jc w:val="both"/>
       </w:pPr>
       <w:r>
         <w:lastRenderedPageBreak/>
-        <w:t>Po završetku hakathona, organizacija je obavezna da kroz namenski panel unese zvanične rezultate takmičara. Na osnovu dostavljenih podataka, sistem automatski ažurira profile učesnika, dodeljuje odgovarajuće poene i bedževe i</w:t>
+        <w:t>Po završetku hakathona, organizacija je obavezna da</w:t>
+      </w:r>
+      <w:r>
+        <w:t xml:space="preserve"> </w:t>
+      </w:r>
+      <w:r>
+        <w:t>unese zvanične rezultate takmičara. Na osnovu dostavljenih podataka, sistem automatski ažurira profile učesnika, dodeljuje odgovarajuće poene i bedževe i</w:t>
       </w:r>
       <w:r>
         <w:t xml:space="preserve"> plasman</w:t>
@@ -3499,16 +3532,20 @@
     <w:p>
       <w:pPr>
         <w:pStyle w:val="PSISubtitle"/>
-      </w:pPr>
-      <w:bookmarkStart w:id="40" w:name="_Toc226372415"/>
+        <w:jc w:val="both"/>
+      </w:pPr>
+      <w:bookmarkStart w:id="52" w:name="_Toc226372415"/>
+      <w:bookmarkStart w:id="53" w:name="_Toc226375115"/>
       <w:r>
         <w:t>Sistem bedževa i poena</w:t>
       </w:r>
-      <w:bookmarkEnd w:id="40"/>
+      <w:bookmarkEnd w:id="52"/>
+      <w:bookmarkEnd w:id="53"/>
     </w:p>
     <w:p>
       <w:pPr>
         <w:pStyle w:val="PSItext"/>
+        <w:jc w:val="both"/>
       </w:pPr>
       <w:r>
         <w:t>Platforma automatski dodeljuje bedževe i poene za različita postignuća</w:t>
@@ -3547,19 +3584,23 @@
     <w:p>
       <w:pPr>
         <w:pStyle w:val="PSISubtitle"/>
-      </w:pPr>
-      <w:bookmarkStart w:id="41" w:name="_Toc226372416"/>
+        <w:jc w:val="both"/>
+      </w:pPr>
+      <w:bookmarkStart w:id="54" w:name="_Toc226372416"/>
+      <w:bookmarkStart w:id="55" w:name="_Toc226375116"/>
       <w:r>
         <w:t>Prijava</w:t>
       </w:r>
       <w:r>
         <w:t xml:space="preserve"> neprikladnog sadržaja i neregularnosti</w:t>
       </w:r>
-      <w:bookmarkEnd w:id="41"/>
+      <w:bookmarkEnd w:id="54"/>
+      <w:bookmarkEnd w:id="55"/>
     </w:p>
     <w:p>
       <w:pPr>
         <w:pStyle w:val="PSItext"/>
+        <w:jc w:val="both"/>
       </w:pPr>
       <w:r>
         <w:t xml:space="preserve">Korisnici mogu prijaviti </w:t>
@@ -3574,16 +3615,20 @@
     <w:p>
       <w:pPr>
         <w:pStyle w:val="PSISubtitle"/>
-      </w:pPr>
-      <w:bookmarkStart w:id="42" w:name="_Toc226372417"/>
+        <w:jc w:val="both"/>
+      </w:pPr>
+      <w:bookmarkStart w:id="56" w:name="_Toc226372417"/>
+      <w:bookmarkStart w:id="57" w:name="_Toc226375117"/>
       <w:r>
         <w:t>Premium status</w:t>
       </w:r>
-      <w:bookmarkEnd w:id="42"/>
+      <w:bookmarkEnd w:id="56"/>
+      <w:bookmarkEnd w:id="57"/>
     </w:p>
     <w:p>
       <w:pPr>
         <w:pStyle w:val="PSItext"/>
+        <w:jc w:val="both"/>
       </w:pPr>
       <w:r>
         <w:t>Član može aktivirati premium status koji otključava napredne opcije personalizacije profila. Aktivacija se vrši putem namenskog ekrana unutar podešavanja naloga. Premium status ima definisan period trajanja nakon kojeg se može obnoviti.</w:t>
@@ -3592,16 +3637,20 @@
     <w:p>
       <w:pPr>
         <w:pStyle w:val="PSISubtitle"/>
-      </w:pPr>
-      <w:bookmarkStart w:id="43" w:name="_Toc226372418"/>
+        <w:jc w:val="both"/>
+      </w:pPr>
+      <w:bookmarkStart w:id="58" w:name="_Toc226372418"/>
+      <w:bookmarkStart w:id="59" w:name="_Toc226375118"/>
       <w:r>
         <w:t>Nadzor platforme</w:t>
       </w:r>
-      <w:bookmarkEnd w:id="43"/>
+      <w:bookmarkEnd w:id="58"/>
+      <w:bookmarkEnd w:id="59"/>
     </w:p>
     <w:p>
       <w:pPr>
         <w:pStyle w:val="PSItext"/>
+        <w:jc w:val="both"/>
       </w:pPr>
       <w:r>
         <w:t>Administrator ima ovlašćenje da preduzima mere prema nalozima i sadržaju koji krše pravila platforme. U zavisnosti od prirode i težine prekršaja, mere mogu uključivati privremenu suspenziju ili trajno uklanjanje naloga iz sistema. Ovo se podjednako odnosi na obične korisnike, organizacije i njihov sadržaj.</w:t>
@@ -3610,21 +3659,24 @@
     <w:p>
       <w:pPr>
         <w:pStyle w:val="PSItext"/>
+        <w:jc w:val="both"/>
       </w:pPr>
     </w:p>
     <w:p>
       <w:pPr>
         <w:pStyle w:val="PSITitle"/>
-      </w:pPr>
-      <w:bookmarkStart w:id="44" w:name="_Toc226372419"/>
+        <w:jc w:val="both"/>
+      </w:pPr>
+      <w:bookmarkStart w:id="60" w:name="_Toc226375119"/>
       <w:r>
         <w:t>Kvalitet</w:t>
       </w:r>
-      <w:bookmarkEnd w:id="44"/>
+      <w:bookmarkEnd w:id="60"/>
     </w:p>
     <w:p>
       <w:pPr>
         <w:pStyle w:val="PSItext"/>
+        <w:jc w:val="both"/>
       </w:pPr>
       <w:r>
         <w:t>Potrebno je izvršiti testiranje metodom crne kutije svih gore navedenih funkcionalnosti. Potrebno je izvršiti testiranje kapaciteta i brzine odziva sistema, kao i otpornosti na greške u slučaju većeg broja istovremenih korisnika, što je posebno relevantno tokom aktivnih hakathona kada se očekuje povećano opterećenje platforme.</w:t>
@@ -3633,6 +3685,7 @@
     <w:p>
       <w:pPr>
         <w:pStyle w:val="PSItext"/>
+        <w:jc w:val="both"/>
       </w:pPr>
       <w:r>
         <w:lastRenderedPageBreak/>
@@ -3642,106 +3695,61 @@
     <w:p>
       <w:pPr>
         <w:pStyle w:val="PSItext"/>
+        <w:ind w:left="0"/>
+        <w:jc w:val="both"/>
       </w:pPr>
     </w:p>
     <w:p>
       <w:pPr>
         <w:pStyle w:val="PSITitle"/>
-      </w:pPr>
-      <w:bookmarkStart w:id="45" w:name="_Toc226372420"/>
-      <w:r>
-        <w:t>Ograničenja</w:t>
-      </w:r>
-      <w:bookmarkEnd w:id="45"/>
+        <w:jc w:val="both"/>
+      </w:pPr>
+      <w:r>
+        <w:t xml:space="preserve"> </w:t>
+      </w:r>
+      <w:bookmarkStart w:id="61" w:name="_Toc226375120"/>
+      <w:r>
+        <w:t>Dizajn platforme</w:t>
+      </w:r>
+      <w:bookmarkEnd w:id="61"/>
     </w:p>
     <w:p>
       <w:pPr>
         <w:pStyle w:val="PSItext"/>
-      </w:pPr>
-      <w:r>
-        <w:t>Iako sistem predstavlja zaokruženu celinu, postoje određena ograničenja koja će biti otklonjena u narednim verzijama.</w:t>
+        <w:jc w:val="both"/>
+        <w:rPr>
+          <w:lang w:val="en-GB"/>
+        </w:rPr>
+      </w:pPr>
+      <w:r>
+        <w:rPr>
+          <w:lang w:val="en-GB"/>
+        </w:rPr>
+        <w:t>Platforma je dizajnirana sa podrazumevanom tamnom temom koja odražava karakter hakathon kulture, podržavajući noćni rad, intenzivna atmosfera i tehnička estetika. Takođe je dostupna i svetla tema. Vizuelni identitet zasnovan je na konzistentnoj paleti boja i tipografiji koja je primenjena kroz sve delove sistema.</w:t>
       </w:r>
     </w:p>
     <w:p>
       <w:pPr>
         <w:pStyle w:val="PSItext"/>
-        <w:numPr>
-          <w:ilvl w:val="1"/>
-          <w:numId w:val="12"/>
-        </w:numPr>
-      </w:pPr>
-      <w:r>
+        <w:jc w:val="both"/>
+        <w:rPr>
+          <w:noProof/>
+        </w:rPr>
+      </w:pPr>
+      <w:r>
+        <w:t>Primarna boja platforme je nijansa ljubičaste, koja se koristi za ključne elemente interfejsa. Kao akcent boja koristi se svetložuta koja predstavlja sekundarnu boju. Pozadina je tamna sa blagim ljubičastim podtonom kako bi se postigla kohezija sa primarnom bojom.</w:t>
+      </w:r>
+      <w:r>
+        <w:rPr>
+          <w:noProof/>
+        </w:rPr>
         <w:t xml:space="preserve"> </w:t>
       </w:r>
-      <w:r>
-        <w:t>U prvoj verziji sistema nije podržano elektronsko plaćanje. Aktivacija premium statusa vrši se ručno od strane administratora</w:t>
-      </w:r>
-      <w:r>
-        <w:t>.</w:t>
-      </w:r>
     </w:p>
     <w:p>
       <w:pPr>
         <w:pStyle w:val="PSItext"/>
-        <w:numPr>
-          <w:ilvl w:val="1"/>
-          <w:numId w:val="12"/>
-        </w:numPr>
-      </w:pPr>
-      <w:r>
-        <w:rPr>
-          <w:lang w:val="en-GB"/>
-        </w:rPr>
-        <w:t>AI uparivanje timova daje relevantne rezultate tek kada platforma ima dovoljan broj registrovanih korisnika — u ranoj fazi efikasnost sistema je ograničena.</w:t>
-      </w:r>
-    </w:p>
-    <w:p>
-      <w:pPr>
-        <w:pStyle w:val="PSItext"/>
-        <w:ind w:left="1080"/>
-      </w:pPr>
-    </w:p>
-    <w:p>
-      <w:pPr>
-        <w:pStyle w:val="PSITitle"/>
-      </w:pPr>
-      <w:r>
-        <w:t xml:space="preserve"> </w:t>
-      </w:r>
-      <w:bookmarkStart w:id="46" w:name="_Toc226372421"/>
-      <w:r>
-        <w:t>Dizajn platforme</w:t>
-      </w:r>
-      <w:bookmarkEnd w:id="46"/>
-    </w:p>
-    <w:p>
-      <w:pPr>
-        <w:pStyle w:val="PSItext"/>
-      </w:pPr>
-      <w:r>
-        <w:t>Platforma je dizajnirana sa podrazumevanom tamnom temom koja odražava karakter hakathon kulture, podržavajući noćni rad, intenzivna atmosfera i tehnička estetika. Vizuelni identitet zasnovan je na konzistentnoj paleti boja i tipografiji koja je primenjena kroz sve delove sistema.</w:t>
-      </w:r>
-    </w:p>
-    <w:p>
-      <w:pPr>
-        <w:pStyle w:val="PSItext"/>
-        <w:rPr>
-          <w:noProof/>
-        </w:rPr>
-      </w:pPr>
-      <w:r>
-        <w:t>Primarna boja platforme je nijansa ljubičaste, koja se koristi za ključne elemente interfejsa. Kao akcent boja koristi se svetložuta koja predstavlja sekundarnu boju. Pozadina je tamna sa blagim ljubičastim podtonom kako bi se postigla kohezija sa primarnom bojom.</w:t>
-      </w:r>
-      <w:r>
-        <w:rPr>
-          <w:noProof/>
-        </w:rPr>
-        <w:t xml:space="preserve"> </w:t>
-      </w:r>
-    </w:p>
-    <w:p>
-      <w:pPr>
-        <w:pStyle w:val="PSItext"/>
+        <w:jc w:val="both"/>
         <w:rPr>
           <w:lang w:val="en-GB"/>
         </w:rPr>
@@ -3962,6 +3970,7 @@
     <w:p>
       <w:pPr>
         <w:pStyle w:val="PSItext"/>
+        <w:jc w:val="both"/>
       </w:pPr>
       <w:r>
         <w:t xml:space="preserve">Tipografija je zasnovana na </w:t>
@@ -3980,113 +3989,128 @@
     <w:p>
       <w:pPr>
         <w:pStyle w:val="PSItext"/>
-      </w:pPr>
-      <w:r>
-        <w:t xml:space="preserve">Dizajn je u potpunosti responzivan i prilagođen svim veličinama ekrana. Korisničko iskustvo temelji se na principima jednostavnosti i </w:t>
-      </w:r>
+        <w:jc w:val="both"/>
+      </w:pPr>
+      <w:r>
+        <w:t>Dizajn je u potpunosti responzivan i prilagođen svim veličinama ekrana. Korisničko iskustvo temelji se na principima jednostavnosti i preglednosti. Svaka stranica ima jasno definisanu namenu bez nepotrebnih vizuelnih elemenata koji bi odvlačili pažnju od sadržaja.</w:t>
+      </w:r>
+    </w:p>
+    <w:p>
+      <w:pPr>
+        <w:pStyle w:val="PSItext"/>
+        <w:jc w:val="both"/>
+      </w:pPr>
+    </w:p>
+    <w:p>
+      <w:pPr>
+        <w:pStyle w:val="PSITitle"/>
+        <w:jc w:val="both"/>
+      </w:pPr>
+      <w:bookmarkStart w:id="62" w:name="_Toc226375121"/>
+      <w:r>
+        <w:t>Metodologija</w:t>
+      </w:r>
+      <w:bookmarkEnd w:id="62"/>
+    </w:p>
+    <w:p>
+      <w:pPr>
+        <w:pStyle w:val="PSItext"/>
+        <w:jc w:val="both"/>
+      </w:pPr>
+      <w:r>
+        <w:t>Prilikom izrade projekta koristiće se agilna metodologija razvoja softvera zasnovana na iterativnom pristupu.</w:t>
+      </w:r>
+      <w:r>
+        <w:t xml:space="preserve"> </w:t>
+      </w:r>
+      <w:r>
+        <w:rPr>
+          <w:lang w:val="en-GB"/>
+        </w:rPr>
+        <w:t>Sistem se razvija po principu funkcionalnog jezgra kome se iterativno dodaju novi modu</w:t>
+      </w:r>
+      <w:r>
+        <w:rPr>
+          <w:lang w:val="en-GB"/>
+        </w:rPr>
+        <w:t>li koji se pregledaju i testiraju odmah po realizaciji. Prioritet se postavlja na kontinualnoj komunikaciji me</w:t>
+      </w:r>
+      <w:r>
+        <w:t>đu članovima tima međusobno, tako i sa dodeljenim demonstratorom. Napredak se prati sistemom za kontrolu verzija.</w:t>
+      </w:r>
+    </w:p>
+    <w:p>
+      <w:pPr>
+        <w:pStyle w:val="PSItext"/>
+        <w:jc w:val="both"/>
+      </w:pPr>
+    </w:p>
+    <w:p>
+      <w:pPr>
+        <w:pStyle w:val="PSITitle"/>
+        <w:jc w:val="both"/>
+      </w:pPr>
+      <w:bookmarkStart w:id="63" w:name="_Toc226375122"/>
       <w:r>
         <w:lastRenderedPageBreak/>
-        <w:t>preglednosti. Svaka stranica ima jasno definisanu namenu bez nepotrebnih vizuelnih elemenata koji bi odvlačili pažnju od sadržaja.</w:t>
-      </w:r>
+        <w:t>Tehnologija</w:t>
+      </w:r>
+      <w:bookmarkEnd w:id="63"/>
     </w:p>
     <w:p>
       <w:pPr>
         <w:pStyle w:val="PSItext"/>
+        <w:jc w:val="both"/>
+      </w:pPr>
+      <w:r>
+        <w:t>U ovom poglavlju su definisane tehnologije koje će se koristiti pri izradi projekta.</w:t>
+      </w:r>
+    </w:p>
+    <w:p>
+      <w:pPr>
+        <w:pStyle w:val="PSItext"/>
+        <w:jc w:val="both"/>
+      </w:pPr>
+      <w:r>
+        <w:t>Za frontend će biti korišćeni HTML5, CSS3, kao i Next.js framework. Dinamičnost i responzivnost interfejsa postiže se upotrebom AJAX tehnologije.</w:t>
+      </w:r>
+    </w:p>
+    <w:p>
+      <w:pPr>
+        <w:pStyle w:val="PSItext"/>
+        <w:jc w:val="both"/>
+      </w:pPr>
+      <w:r>
+        <w:t>Za backend će biti korišćen</w:t>
+      </w:r>
+      <w:r>
+        <w:t xml:space="preserve"> Django</w:t>
+      </w:r>
+      <w:r>
+        <w:t xml:space="preserve"> na serverskoj strani. Što se tiče baze podataka, koristiće se PostgreSQL.</w:t>
+      </w:r>
+    </w:p>
+    <w:p>
+      <w:pPr>
+        <w:pStyle w:val="PSItext"/>
+        <w:jc w:val="both"/>
       </w:pPr>
     </w:p>
     <w:p>
       <w:pPr>
         <w:pStyle w:val="PSITitle"/>
-      </w:pPr>
-      <w:bookmarkStart w:id="47" w:name="_Toc226372422"/>
-      <w:r>
-        <w:t>Metodologija</w:t>
-      </w:r>
-      <w:bookmarkEnd w:id="47"/>
+        <w:jc w:val="both"/>
+      </w:pPr>
+      <w:bookmarkStart w:id="64" w:name="_Toc226375123"/>
+      <w:r>
+        <w:t>Dokumentacija</w:t>
+      </w:r>
+      <w:bookmarkEnd w:id="64"/>
     </w:p>
     <w:p>
       <w:pPr>
         <w:pStyle w:val="PSItext"/>
-      </w:pPr>
-      <w:r>
-        <w:t>Prilikom izrade projekta koristiće se agilna metodologija razvoja softvera zasnovana na iterativnom pristupu.</w:t>
-      </w:r>
-      <w:r>
-        <w:t xml:space="preserve"> </w:t>
-      </w:r>
-      <w:r>
-        <w:rPr>
-          <w:lang w:val="en-GB"/>
-        </w:rPr>
-        <w:t>Sistem se razvija po principu funkcionalnog jezgra kome se iterativno dodaju novi modu</w:t>
-      </w:r>
-      <w:r>
-        <w:rPr>
-          <w:lang w:val="en-GB"/>
-        </w:rPr>
-        <w:t>li koji se pregledaju i testiraju odmah po realizaciji. Prioritet se postavlja na kontinualnoj komunikaciji me</w:t>
-      </w:r>
-      <w:r>
-        <w:t>đu članovima tima međusobno, tako i sa dodeljenim demonstratorom. Napredak se prati sistemom za kontrolu verzija.</w:t>
-      </w:r>
-    </w:p>
-    <w:p>
-      <w:pPr>
-        <w:pStyle w:val="PSItext"/>
-      </w:pPr>
-    </w:p>
-    <w:p>
-      <w:pPr>
-        <w:pStyle w:val="PSITitle"/>
-      </w:pPr>
-      <w:bookmarkStart w:id="48" w:name="_Toc226372423"/>
-      <w:r>
-        <w:t>Tehnologija</w:t>
-      </w:r>
-      <w:bookmarkEnd w:id="48"/>
-    </w:p>
-    <w:p>
-      <w:pPr>
-        <w:pStyle w:val="PSItext"/>
-      </w:pPr>
-      <w:r>
-        <w:t>U ovom poglavlju su definisane tehnologije koje će se koristiti pri izradi projekta.</w:t>
-      </w:r>
-    </w:p>
-    <w:p>
-      <w:pPr>
-        <w:pStyle w:val="PSItext"/>
-      </w:pPr>
-      <w:r>
-        <w:t>Za frontend će biti korišćeni HTML5, CSS3, kao i Next.js framework. Dinamičnost i responzivnost interfejsa postiže se upotrebom AJAX tehnologije.</w:t>
-      </w:r>
-    </w:p>
-    <w:p>
-      <w:pPr>
-        <w:pStyle w:val="PSItext"/>
-      </w:pPr>
-      <w:r>
-        <w:t>Za backend će biti korišćen PHP na serverskoj strani. Što se tiče baze podataka, koristiće se PostgreSQL.</w:t>
-      </w:r>
-    </w:p>
-    <w:p>
-      <w:pPr>
-        <w:pStyle w:val="PSItext"/>
-      </w:pPr>
-    </w:p>
-    <w:p>
-      <w:pPr>
-        <w:pStyle w:val="PSITitle"/>
-      </w:pPr>
-      <w:bookmarkStart w:id="49" w:name="_Toc226372424"/>
-      <w:r>
-        <w:t>Dokumentacija</w:t>
-      </w:r>
-      <w:bookmarkEnd w:id="49"/>
-    </w:p>
-    <w:p>
-      <w:pPr>
-        <w:pStyle w:val="PSItext"/>
+        <w:jc w:val="both"/>
       </w:pPr>
       <w:r>
         <w:t>Biće potrebno detaljnije dokumentovati osnovne složene delove sistema kako bi bila olakšana buduća nadogradnja. Planirana dokumentacija uključuje:</w:t>
@@ -4099,6 +4123,7 @@
           <w:ilvl w:val="0"/>
           <w:numId w:val="14"/>
         </w:numPr>
+        <w:jc w:val="both"/>
       </w:pPr>
       <w:r>
         <w:t>API dokumentaciju za sve interne endpointe</w:t>
@@ -4111,6 +4136,7 @@
           <w:ilvl w:val="0"/>
           <w:numId w:val="14"/>
         </w:numPr>
+        <w:jc w:val="both"/>
       </w:pPr>
       <w:r>
         <w:t>Tehničku dokumentaciju eksternih integracija</w:t>
@@ -4123,6 +4149,7 @@
           <w:ilvl w:val="0"/>
           <w:numId w:val="14"/>
         </w:numPr>
+        <w:jc w:val="both"/>
       </w:pPr>
       <w:r>
         <w:t>Uputstvo za korišćenje sistema za svaku vrstu korisnika posebno</w:t>
@@ -4135,6 +4162,7 @@
           <w:ilvl w:val="0"/>
           <w:numId w:val="14"/>
         </w:numPr>
+        <w:jc w:val="both"/>
       </w:pPr>
       <w:r>
         <w:t>Administratorski priručnik za upravljanje sistemom</w:t>
